--- a/readcoach/docs/发言稿-答辩.docx
+++ b/readcoach/docs/发言稿-答辩.docx
@@ -17,7 +17,7 @@
           <w:color w:val="1A4FA8"/>
           <w:sz w:val="38"/>
         </w:rPr>
-        <w:t>答辩发言稿 · 白话详细版（8 分钟：4 分钟讲 + 4 分钟演示）</w:t>
+        <w:t>答辩发言稿 · 白话详细版（15 页 PPT 对应版，8 分钟：4′30″ 讲 + 3′30″ 演示）</w:t>
       </w:r>
     </w:p>
     <w:p>
@@ -211,7 +211,7 @@
           <w:color w:val="111C2B"/>
           <w:sz w:val="23"/>
         </w:rPr>
-        <w:t>4′20″</w:t>
+        <w:t>4′30″</w:t>
       </w:r>
       <w:r>
         <w:rPr>
@@ -220,7 +220,7 @@
           <w:color w:val="111C2B"/>
           <w:sz w:val="23"/>
         </w:rPr>
-        <w:t>（含停顿）。主持计时严格时，删掉三处  约 −20″，正好 4′00″。</w:t>
+        <w:t>（含停顿）。主持计时严格时，删掉五处  约 −35″，落到 3′55″。</w:t>
       </w:r>
     </w:p>
     <w:p>
@@ -263,6 +263,75 @@
     </w:p>
     <w:p>
       <w:pPr>
+        <w:keepNext/>
+        <w:spacing w:before="0" w:after="40" w:line="360" w:lineRule="auto"/>
+        <w:ind w:left="312" w:right="170"/>
+        <w:shd w:val="clear" w:color="auto" w:fill="F2F6FC"/>
+        <w:pBdr>
+          <w:left w:val="single" w:sz="24" w:space="10" w:color="1A4FA8"/>
+        </w:pBdr>
+      </w:pPr>
+      <w:r>
+        <w:rPr>
+          <w:rFonts w:ascii="微软雅黑" w:hAnsi="微软雅黑" w:eastAsia="微软雅黑"/>
+          <w:b w:val="0"/>
+          <w:color w:val="111C2B"/>
+          <w:sz w:val="23"/>
+        </w:rPr>
+        <w:t>p13「五条话术」不上台念，那页是演示时自己看的提词板。</w:t>
+      </w:r>
+    </w:p>
+    <w:p>
+      <w:pPr>
+        <w:keepNext/>
+        <w:spacing w:before="0" w:after="40" w:line="360" w:lineRule="auto"/>
+        <w:ind w:left="312" w:right="170"/>
+        <w:shd w:val="clear" w:color="auto" w:fill="F2F6FC"/>
+        <w:pBdr>
+          <w:left w:val="single" w:sz="24" w:space="10" w:color="1A4FA8"/>
+        </w:pBdr>
+      </w:pPr>
+      <w:r>
+        <w:rPr>
+          <w:rFonts w:ascii="微软雅黑" w:hAnsi="微软雅黑" w:eastAsia="微软雅黑"/>
+          <w:b/>
+          <w:color w:val="111C2B"/>
+          <w:sz w:val="23"/>
+        </w:rPr>
+        <w:t>本次改动</w:t>
+      </w:r>
+      <w:r>
+        <w:rPr>
+          <w:rFonts w:ascii="微软雅黑" w:hAnsi="微软雅黑" w:eastAsia="微软雅黑"/>
+          <w:b w:val="0"/>
+          <w:color w:val="111C2B"/>
+          <w:sz w:val="23"/>
+        </w:rPr>
+        <w:t>：PPT 从 12 页扩到 15 页，新增的 p8 多语种 / p9 每日推送 / p10 学习闭环 三页，</w:t>
+      </w:r>
+    </w:p>
+    <w:p>
+      <w:pPr>
+        <w:keepNext/>
+        <w:spacing w:before="0" w:after="40" w:line="360" w:lineRule="auto"/>
+        <w:ind w:left="312" w:right="170"/>
+        <w:shd w:val="clear" w:color="auto" w:fill="F2F6FC"/>
+        <w:pBdr>
+          <w:left w:val="single" w:sz="24" w:space="10" w:color="1A4FA8"/>
+        </w:pBdr>
+      </w:pPr>
+      <w:r>
+        <w:rPr>
+          <w:rFonts w:ascii="微软雅黑" w:hAnsi="微软雅黑" w:eastAsia="微软雅黑"/>
+          <w:b w:val="0"/>
+          <w:color w:val="111C2B"/>
+          <w:sz w:val="23"/>
+        </w:rPr>
+        <w:t>后面所有页码顺延（旧的 p8→p11、p9→p12、p11→p14、p12→p15）。</w:t>
+      </w:r>
+    </w:p>
+    <w:p>
+      <w:pPr>
         <w:spacing w:before="0" w:after="120" w:line="360" w:lineRule="auto"/>
         <w:ind w:left="312" w:right="170"/>
         <w:shd w:val="clear" w:color="auto" w:fill="F2F6FC"/>
@@ -277,7 +346,25 @@
           <w:color w:val="111C2B"/>
           <w:sz w:val="23"/>
         </w:rPr>
-        <w:t>p10「五条话术」不上台念，那页是演示时自己看的提词板。</w:t>
+        <w:t>本稿已按新页码重写，</w:t>
+      </w:r>
+      <w:r>
+        <w:rPr>
+          <w:rFonts w:ascii="微软雅黑" w:hAnsi="微软雅黑" w:eastAsia="微软雅黑"/>
+          <w:b/>
+          <w:color w:val="111C2B"/>
+          <w:sz w:val="23"/>
+        </w:rPr>
+        <w:t>页码可以直接照着翻</w:t>
+      </w:r>
+      <w:r>
+        <w:rPr>
+          <w:rFonts w:ascii="微软雅黑" w:hAnsi="微软雅黑" w:eastAsia="微软雅黑"/>
+          <w:b w:val="0"/>
+          <w:color w:val="111C2B"/>
+          <w:sz w:val="23"/>
+        </w:rPr>
+        <w:t>。</w:t>
       </w:r>
     </w:p>
     <w:p>
@@ -359,7 +446,7 @@
         <w:tblStyle w:val="TableGrid"/>
         <w:tblW w:type="auto" w:w="0"/>
         <w:jc w:val="center"/>
-        <w:tblLayout w:type="autofit"/>
+        <w:tblLayout w:type="fixed"/>
         <w:tblLook w:firstColumn="1" w:firstRow="1" w:lastColumn="0" w:lastRow="0" w:noHBand="0" w:noVBand="1" w:val="04A0"/>
       </w:tblPr>
       <w:tblGrid>
@@ -373,7 +460,7 @@
         </w:trPr>
         <w:tc>
           <w:tcPr>
-            <w:tcW w:type="dxa" w:w="4706"/>
+            <w:tcW w:type="dxa" w:w="2856"/>
             <w:shd w:val="clear" w:color="auto" w:fill="EAF1FB"/>
           </w:tcPr>
           <w:p>
@@ -395,7 +482,7 @@
         </w:tc>
         <w:tc>
           <w:tcPr>
-            <w:tcW w:type="dxa" w:w="4706"/>
+            <w:tcW w:type="dxa" w:w="6555"/>
             <w:shd w:val="clear" w:color="auto" w:fill="EAF1FB"/>
           </w:tcPr>
           <w:p>
@@ -422,7 +509,7 @@
         </w:trPr>
         <w:tc>
           <w:tcPr>
-            <w:tcW w:type="dxa" w:w="4706"/>
+            <w:tcW w:type="dxa" w:w="2856"/>
           </w:tcPr>
           <w:p>
             <w:pPr>
@@ -443,7 +530,7 @@
         </w:tc>
         <w:tc>
           <w:tcPr>
-            <w:tcW w:type="dxa" w:w="4706"/>
+            <w:tcW w:type="dxa" w:w="6555"/>
           </w:tcPr>
           <w:p>
             <w:pPr>
@@ -469,7 +556,7 @@
         </w:trPr>
         <w:tc>
           <w:tcPr>
-            <w:tcW w:type="dxa" w:w="4706"/>
+            <w:tcW w:type="dxa" w:w="2856"/>
           </w:tcPr>
           <w:p>
             <w:pPr>
@@ -490,7 +577,7 @@
         </w:tc>
         <w:tc>
           <w:tcPr>
-            <w:tcW w:type="dxa" w:w="4706"/>
+            <w:tcW w:type="dxa" w:w="6555"/>
           </w:tcPr>
           <w:p>
             <w:pPr>
@@ -534,7 +621,7 @@
         </w:trPr>
         <w:tc>
           <w:tcPr>
-            <w:tcW w:type="dxa" w:w="4706"/>
+            <w:tcW w:type="dxa" w:w="2856"/>
           </w:tcPr>
           <w:p>
             <w:pPr>
@@ -555,7 +642,7 @@
         </w:tc>
         <w:tc>
           <w:tcPr>
-            <w:tcW w:type="dxa" w:w="4706"/>
+            <w:tcW w:type="dxa" w:w="6555"/>
           </w:tcPr>
           <w:p>
             <w:pPr>
@@ -581,7 +668,7 @@
         </w:trPr>
         <w:tc>
           <w:tcPr>
-            <w:tcW w:type="dxa" w:w="4706"/>
+            <w:tcW w:type="dxa" w:w="2856"/>
           </w:tcPr>
           <w:p>
             <w:pPr>
@@ -602,7 +689,7 @@
         </w:tc>
         <w:tc>
           <w:tcPr>
-            <w:tcW w:type="dxa" w:w="4706"/>
+            <w:tcW w:type="dxa" w:w="6555"/>
           </w:tcPr>
           <w:p>
             <w:pPr>
@@ -628,7 +715,7 @@
         </w:trPr>
         <w:tc>
           <w:tcPr>
-            <w:tcW w:type="dxa" w:w="4706"/>
+            <w:tcW w:type="dxa" w:w="2856"/>
           </w:tcPr>
           <w:p>
             <w:pPr>
@@ -649,7 +736,7 @@
         </w:tc>
         <w:tc>
           <w:tcPr>
-            <w:tcW w:type="dxa" w:w="4706"/>
+            <w:tcW w:type="dxa" w:w="6555"/>
           </w:tcPr>
           <w:p>
             <w:pPr>
@@ -675,7 +762,7 @@
         </w:trPr>
         <w:tc>
           <w:tcPr>
-            <w:tcW w:type="dxa" w:w="4706"/>
+            <w:tcW w:type="dxa" w:w="2856"/>
           </w:tcPr>
           <w:p>
             <w:pPr>
@@ -696,7 +783,7 @@
         </w:tc>
         <w:tc>
           <w:tcPr>
-            <w:tcW w:type="dxa" w:w="4706"/>
+            <w:tcW w:type="dxa" w:w="6555"/>
           </w:tcPr>
           <w:p>
             <w:pPr>
@@ -722,10 +809,11 @@
         </w:trPr>
         <w:tc>
           <w:tcPr>
-            <w:tcW w:type="dxa" w:w="4706"/>
+            <w:tcW w:type="dxa" w:w="2856"/>
           </w:tcPr>
           <w:p>
             <w:pPr>
+              <w:keepNext/>
               <w:spacing w:before="60" w:after="60" w:line="312" w:lineRule="auto"/>
             </w:pPr>
             <w:r/>
@@ -742,10 +830,11 @@
         </w:tc>
         <w:tc>
           <w:tcPr>
-            <w:tcW w:type="dxa" w:w="4706"/>
+            <w:tcW w:type="dxa" w:w="6555"/>
           </w:tcPr>
           <w:p>
             <w:pPr>
+              <w:keepNext/>
               <w:spacing w:before="60" w:after="60" w:line="312" w:lineRule="auto"/>
             </w:pPr>
             <w:r/>
@@ -761,6 +850,145 @@
           </w:p>
         </w:tc>
       </w:tr>
+      <w:tr>
+        <w:trPr>
+          <w:cantSplit/>
+        </w:trPr>
+        <w:tc>
+          <w:tcPr>
+            <w:tcW w:type="dxa" w:w="2856"/>
+          </w:tcPr>
+          <w:p>
+            <w:pPr>
+              <w:keepNext/>
+              <w:spacing w:before="60" w:after="60" w:line="312" w:lineRule="auto"/>
+            </w:pPr>
+            <w:r/>
+            <w:r>
+              <w:rPr>
+                <w:rFonts w:ascii="微软雅黑" w:hAnsi="微软雅黑" w:eastAsia="微软雅黑"/>
+                <w:b w:val="0"/>
+                <w:color w:val="1F2937"/>
+                <w:sz w:val="20"/>
+              </w:rPr>
+              <w:t>语种注册表</w:t>
+            </w:r>
+          </w:p>
+        </w:tc>
+        <w:tc>
+          <w:tcPr>
+            <w:tcW w:type="dxa" w:w="6555"/>
+          </w:tcPr>
+          <w:p>
+            <w:pPr>
+              <w:keepNext/>
+              <w:spacing w:before="60" w:after="60" w:line="312" w:lineRule="auto"/>
+            </w:pPr>
+            <w:r/>
+            <w:r>
+              <w:rPr>
+                <w:rFonts w:ascii="微软雅黑" w:hAnsi="微软雅黑" w:eastAsia="微软雅黑"/>
+                <w:b w:val="0"/>
+                <w:color w:val="1F2937"/>
+                <w:sz w:val="20"/>
+              </w:rPr>
+              <w:t>一张"每个语种怎么考、怎么注音、查得到查不到"的对照表，加语种 = 加一行。</w:t>
+            </w:r>
+          </w:p>
+        </w:tc>
+      </w:tr>
+      <w:tr>
+        <w:trPr>
+          <w:cantSplit/>
+        </w:trPr>
+        <w:tc>
+          <w:tcPr>
+            <w:tcW w:type="dxa" w:w="2856"/>
+          </w:tcPr>
+          <w:p>
+            <w:pPr>
+              <w:keepNext/>
+              <w:spacing w:before="60" w:after="60" w:line="312" w:lineRule="auto"/>
+            </w:pPr>
+            <w:r/>
+            <w:r>
+              <w:rPr>
+                <w:rFonts w:ascii="微软雅黑" w:hAnsi="微软雅黑" w:eastAsia="微软雅黑"/>
+                <w:b w:val="0"/>
+                <w:color w:val="1F2937"/>
+                <w:sz w:val="20"/>
+              </w:rPr>
+              <w:t>每日推送三级回落</w:t>
+            </w:r>
+          </w:p>
+        </w:tc>
+        <w:tc>
+          <w:tcPr>
+            <w:tcW w:type="dxa" w:w="6555"/>
+          </w:tcPr>
+          <w:p>
+            <w:pPr>
+              <w:keepNext/>
+              <w:spacing w:before="60" w:after="60" w:line="312" w:lineRule="auto"/>
+            </w:pPr>
+            <w:r/>
+            <w:r>
+              <w:rPr>
+                <w:rFonts w:ascii="微软雅黑" w:hAnsi="微软雅黑" w:eastAsia="微软雅黑"/>
+                <w:b w:val="0"/>
+                <w:color w:val="1F2937"/>
+                <w:sz w:val="20"/>
+              </w:rPr>
+              <w:t>送报的三级预案：今天的先看柜里，没有就去楼下拿，再没有就用昨天存的那份。</w:t>
+            </w:r>
+          </w:p>
+        </w:tc>
+      </w:tr>
+      <w:tr>
+        <w:trPr>
+          <w:cantSplit/>
+        </w:trPr>
+        <w:tc>
+          <w:tcPr>
+            <w:tcW w:type="dxa" w:w="2856"/>
+          </w:tcPr>
+          <w:p>
+            <w:pPr>
+              <w:spacing w:before="60" w:after="60" w:line="312" w:lineRule="auto"/>
+            </w:pPr>
+            <w:r/>
+            <w:r>
+              <w:rPr>
+                <w:rFonts w:ascii="微软雅黑" w:hAnsi="微软雅黑" w:eastAsia="微软雅黑"/>
+                <w:b w:val="0"/>
+                <w:color w:val="1F2937"/>
+                <w:sz w:val="20"/>
+              </w:rPr>
+              <w:t>复习排期</w:t>
+            </w:r>
+          </w:p>
+        </w:tc>
+        <w:tc>
+          <w:tcPr>
+            <w:tcW w:type="dxa" w:w="6555"/>
+          </w:tcPr>
+          <w:p>
+            <w:pPr>
+              <w:spacing w:before="60" w:after="60" w:line="312" w:lineRule="auto"/>
+            </w:pPr>
+            <w:r/>
+            <w:r>
+              <w:rPr>
+                <w:rFonts w:ascii="微软雅黑" w:hAnsi="微软雅黑" w:eastAsia="微软雅黑"/>
+                <w:b w:val="0"/>
+                <w:color w:val="1F2937"/>
+                <w:sz w:val="20"/>
+              </w:rPr>
+              <w:t>错题本自己算好下次哪天见你，模型只是把日期念出来。</w:t>
+            </w:r>
+          </w:p>
+        </w:tc>
+      </w:tr>
     </w:tbl>
     <w:p>
       <w:pPr>
@@ -778,7 +1006,7 @@
           <w:color w:val="1F2937"/>
           <w:sz w:val="21"/>
         </w:rPr>
-        <w:t>这七行背下来，全场不会有你答不上的问题。</w:t>
+        <w:t>这十行背下来，全场不会有你答不上的问题。</w:t>
       </w:r>
     </w:p>
     <w:p>
@@ -804,7 +1032,7 @@
           <w:color w:val="1A4FA8"/>
           <w:sz w:val="38"/>
         </w:rPr>
-        <w:t>一、幻灯片（4′20″）</w:t>
+        <w:t>一、幻灯片（4′30″）</w:t>
       </w:r>
     </w:p>
     <w:p>
@@ -908,7 +1136,7 @@
           <w:color w:val="111C2B"/>
           <w:sz w:val="23"/>
         </w:rPr>
-        <w:t>老师好，我是徐悦，学号 ×××。我做的是</w:t>
+        <w:t>老师好，我是徐悦，学号 f25016515。我做的是</w:t>
       </w:r>
       <w:r>
         <w:rPr>
@@ -1311,7 +1539,7 @@
           <w:color w:val="1A4FA8"/>
           <w:sz w:val="29"/>
         </w:rPr>
-        <w:t>p3 ｜架构 32″</w:t>
+        <w:t>p3 ｜总体架构 32″</w:t>
       </w:r>
     </w:p>
     <w:p>
@@ -1734,7 +1962,7 @@
           <w:color w:val="1A4FA8"/>
           <w:sz w:val="29"/>
         </w:rPr>
-        <w:t>p4 ｜主路径 34″</w:t>
+        <w:t>p4 ｜关键能力 · 主路径 34″</w:t>
       </w:r>
     </w:p>
     <w:p>
@@ -2162,7 +2390,7 @@
           <w:color w:val="1A4FA8"/>
           <w:sz w:val="29"/>
         </w:rPr>
-        <w:t>p5 ｜Skill 24″</w:t>
+        <w:t>p5 ｜关键能力 · Skill 24″</w:t>
       </w:r>
     </w:p>
     <w:p>
@@ -2454,7 +2682,7 @@
           <w:color w:val="1A4FA8"/>
           <w:sz w:val="29"/>
         </w:rPr>
-        <w:t>p6 ｜事实校验 38″（</w:t>
+        <w:t>p6 ｜关键能力 · 工具为什么不可替代 38″（</w:t>
       </w:r>
       <w:r>
         <w:rPr>
@@ -3030,7 +3258,7 @@
           <w:color w:val="1A4FA8"/>
           <w:sz w:val="29"/>
         </w:rPr>
-        <w:t>p7 ｜权限隔离 28″</w:t>
+        <w:t>p7 ｜关键能力 · 权限隔离 26″</w:t>
       </w:r>
     </w:p>
     <w:p>
@@ -3325,6 +3553,29 @@
           <w:color w:val="1F2937"/>
           <w:sz w:val="21"/>
         </w:rPr>
+        <w:t xml:space="preserve"> 计时紧可删（−8″）</w:t>
+      </w:r>
+      <w:r>
+        <w:rPr>
+          <w:rFonts w:ascii="微软雅黑" w:hAnsi="微软雅黑" w:eastAsia="微软雅黑"/>
+          <w:b w:val="0"/>
+          <w:color w:val="1F2937"/>
+          <w:sz w:val="21"/>
+        </w:rPr>
+        <w:t>：「读的那一侧对称：读文章只认 demo 目录……」这句可以只说"读的那一侧也是对称的"，细节留给 p12 讲合规时再说。</w:t>
+      </w:r>
+    </w:p>
+    <w:p>
+      <w:pPr>
+        <w:spacing w:before="40" w:after="80" w:line="348" w:lineRule="auto"/>
+      </w:pPr>
+      <w:r>
+        <w:rPr>
+          <w:rFonts w:ascii="微软雅黑" w:hAnsi="微软雅黑" w:eastAsia="微软雅黑"/>
+          <w:b/>
+          <w:color w:val="1F2937"/>
+          <w:sz w:val="21"/>
+        </w:rPr>
         <w:t xml:space="preserve"> 动作</w:t>
       </w:r>
       <w:r>
@@ -3361,7 +3612,25 @@
           <w:color w:val="1A4FA8"/>
           <w:sz w:val="29"/>
         </w:rPr>
-        <w:t>p8 ｜课堂对应 12″</w:t>
+        <w:t>p8 ｜关键能力 · 多语种 26″（</w:t>
+      </w:r>
+      <w:r>
+        <w:rPr>
+          <w:rFonts w:ascii="微软雅黑" w:hAnsi="微软雅黑" w:eastAsia="微软雅黑"/>
+          <w:b/>
+          <w:color w:val="1A4FA8"/>
+          <w:sz w:val="29"/>
+        </w:rPr>
+        <w:t>新增页</w:t>
+      </w:r>
+      <w:r>
+        <w:rPr>
+          <w:rFonts w:ascii="微软雅黑" w:hAnsi="微软雅黑" w:eastAsia="微软雅黑"/>
+          <w:b/>
+          <w:color w:val="1A4FA8"/>
+          <w:sz w:val="29"/>
+        </w:rPr>
+        <w:t>）</w:t>
       </w:r>
     </w:p>
     <w:p>
@@ -3384,7 +3653,7 @@
           <w:color w:val="1F2937"/>
           <w:sz w:val="21"/>
         </w:rPr>
-        <w:t>：哪块是课上学的，哪块是我自己加的。</w:t>
+        <w:t>：五门语言共用一套流程，但查不到的时候它会说"不行"，不假装能查。</w:t>
       </w:r>
     </w:p>
     <w:p>
@@ -3412,7 +3681,7 @@
           <w:color w:val="1F2937"/>
           <w:sz w:val="21"/>
         </w:rPr>
-        <w:t>这页是给分页，</w:t>
+        <w:t>这是做完主路径之后我自己最想升级的一点。讲它有两个层次，</w:t>
       </w:r>
       <w:r>
         <w:rPr>
@@ -3421,7 +3690,7 @@
           <w:color w:val="1F2937"/>
           <w:sz w:val="21"/>
         </w:rPr>
-        <w:t>越短越好</w:t>
+        <w:t>层次比数量重要</w:t>
       </w:r>
       <w:r>
         <w:rPr>
@@ -3430,7 +3699,7 @@
           <w:color w:val="1F2937"/>
           <w:sz w:val="21"/>
         </w:rPr>
-        <w:t>。老师扫一眼表就明白，你念细节反而显得心虚。</w:t>
+        <w:t>：</w:t>
       </w:r>
     </w:p>
     <w:p>
@@ -3444,7 +3713,121 @@
           <w:color w:val="1F2937"/>
           <w:sz w:val="21"/>
         </w:rPr>
-        <w:t>"增量"只挑两条说：工具全自写、档案自己设计。说多了像在辩解。</w:t>
+        <w:t>第一层是</w:t>
+      </w:r>
+      <w:r>
+        <w:rPr>
+          <w:rFonts w:ascii="微软雅黑" w:hAnsi="微软雅黑" w:eastAsia="微软雅黑"/>
+          <w:b/>
+          <w:color w:val="1F2937"/>
+          <w:sz w:val="21"/>
+        </w:rPr>
+        <w:t>配置化</w:t>
+      </w:r>
+      <w:r>
+        <w:rPr>
+          <w:rFonts w:ascii="微软雅黑" w:hAnsi="微软雅黑" w:eastAsia="微软雅黑"/>
+          <w:b w:val="0"/>
+          <w:color w:val="1F2937"/>
+          <w:sz w:val="21"/>
+        </w:rPr>
+        <w:t>。原来代码里到处写死"CET-6"，现在我把它抽成一张语种表，每行写四件事：考纲体系、注音形态、词库覆盖、词形规矩。所以切到日语，等级列表自动变成 JLPT N5 到 N1，不是继续写六级；德语名词自动大写并带 der/die/das，法语名词带冠词。这些是外语学习者真会踩的坑。</w:t>
+      </w:r>
+    </w:p>
+    <w:p>
+      <w:pPr>
+        <w:spacing w:before="40" w:after="80" w:line="348" w:lineRule="auto"/>
+      </w:pPr>
+      <w:r>
+        <w:rPr>
+          <w:rFonts w:ascii="微软雅黑" w:hAnsi="微软雅黑" w:eastAsia="微软雅黑"/>
+          <w:b w:val="0"/>
+          <w:color w:val="1F2937"/>
+          <w:sz w:val="21"/>
+        </w:rPr>
+        <w:t>第二层是</w:t>
+      </w:r>
+      <w:r>
+        <w:rPr>
+          <w:rFonts w:ascii="微软雅黑" w:hAnsi="微软雅黑" w:eastAsia="微软雅黑"/>
+          <w:b/>
+          <w:color w:val="1F2937"/>
+          <w:sz w:val="21"/>
+        </w:rPr>
+        <w:t>边界</w:t>
+      </w:r>
+      <w:r>
+        <w:rPr>
+          <w:rFonts w:ascii="微软雅黑" w:hAnsi="微软雅黑" w:eastAsia="微软雅黑"/>
+          <w:b w:val="0"/>
+          <w:color w:val="1F2937"/>
+          <w:sz w:val="21"/>
+        </w:rPr>
+        <w:t>。这一层老师最爱听：</w:t>
+      </w:r>
+      <w:r>
+        <w:rPr>
+          <w:rFonts w:ascii="微软雅黑" w:hAnsi="微软雅黑" w:eastAsia="微软雅黑"/>
+          <w:b/>
+          <w:color w:val="1F2937"/>
+          <w:sz w:val="21"/>
+        </w:rPr>
+        <w:t>非英语我没做本地词库，所以查词工具直接回"这个语种不支持"，词表里每条都标"模型推断"。</w:t>
+      </w:r>
+    </w:p>
+    <w:p>
+      <w:pPr>
+        <w:spacing w:before="40" w:after="80" w:line="348" w:lineRule="auto"/>
+      </w:pPr>
+      <w:r>
+        <w:rPr>
+          <w:rFonts w:ascii="微软雅黑" w:hAnsi="微软雅黑" w:eastAsia="微软雅黑"/>
+          <w:b w:val="0"/>
+          <w:color w:val="1F2937"/>
+          <w:sz w:val="21"/>
+        </w:rPr>
+        <w:t>这句话一定要讲透——它跟 p6 是同一个思想的延伸。p6 讲的是"英语语种里，个别词查不到"，p8 讲的是"整个语种查不到"。</w:t>
+      </w:r>
+      <w:r>
+        <w:rPr>
+          <w:rFonts w:ascii="微软雅黑" w:hAnsi="微软雅黑" w:eastAsia="微软雅黑"/>
+          <w:b/>
+          <w:color w:val="1F2937"/>
+          <w:sz w:val="21"/>
+        </w:rPr>
+        <w:t>同一个诚实原则，作用在更大的范围上。</w:t>
+      </w:r>
+    </w:p>
+    <w:p>
+      <w:pPr>
+        <w:spacing w:before="40" w:after="80" w:line="348" w:lineRule="auto"/>
+      </w:pPr>
+      <w:r>
+        <w:rPr>
+          <w:rFonts w:ascii="微软雅黑" w:hAnsi="微软雅黑" w:eastAsia="微软雅黑"/>
+          <w:b w:val="0"/>
+          <w:color w:val="1F2937"/>
+          <w:sz w:val="21"/>
+        </w:rPr>
+        <w:t>反面是什么？反面就是我可以在提示词里写一句"日语词也请给出 JLPT 等级"，模型会立刻编一堆 N2、N3 出来，看着比英语还专业——</w:t>
+      </w:r>
+      <w:r>
+        <w:rPr>
+          <w:rFonts w:ascii="微软雅黑" w:hAnsi="微软雅黑" w:eastAsia="微软雅黑"/>
+          <w:b/>
+          <w:color w:val="1F2937"/>
+          <w:sz w:val="21"/>
+        </w:rPr>
+        <w:t>那才是真正的害处</w:t>
+      </w:r>
+      <w:r>
+        <w:rPr>
+          <w:rFonts w:ascii="微软雅黑" w:hAnsi="微软雅黑" w:eastAsia="微软雅黑"/>
+          <w:b w:val="0"/>
+          <w:color w:val="1F2937"/>
+          <w:sz w:val="21"/>
+        </w:rPr>
+        <w:t>。</w:t>
       </w:r>
     </w:p>
     <w:p>
@@ -3478,7 +3861,7 @@
           <w:color w:val="111C2B"/>
           <w:sz w:val="23"/>
         </w:rPr>
-        <w:t>课堂对应：界面来自 demo_1，百炼和密钥管理是 demo_3、4，Agent 框架和 Skill 是 demo_5。</w:t>
+        <w:t>这一页是我做完主路径之后最想说的一个升级：原来只能学英语，现在左侧选日语、法语、德语、西班牙语，等级列表会跟着换——切到日语就是 JLPT N5 到 N1，不是继续写六级。</w:t>
       </w:r>
     </w:p>
     <w:p>
@@ -3497,7 +3880,16 @@
           <w:color w:val="111C2B"/>
           <w:sz w:val="23"/>
         </w:rPr>
-        <w:t>增量是七个工具全部自写、学习者档案自己设计。</w:t>
+        <w:t>但边界我要讲清楚：</w:t>
+      </w:r>
+      <w:r>
+        <w:rPr>
+          <w:rFonts w:ascii="微软雅黑" w:hAnsi="微软雅黑" w:eastAsia="微软雅黑"/>
+          <w:b/>
+          <w:color w:val="111C2B"/>
+          <w:sz w:val="23"/>
+        </w:rPr>
+        <w:t>非英语我没有做本地词库，所以查词工具会直接说「这个语种不支持」，词表里每条都标「模型推断」。我不给它编一个假的考纲等级，宁可让它说不行。</w:t>
       </w:r>
     </w:p>
     <w:p>
@@ -3511,16 +3903,72 @@
           <w:color w:val="1F2937"/>
           <w:sz w:val="21"/>
         </w:rPr>
-        <w:t xml:space="preserve"> 整页可跳</w:t>
-      </w:r>
+        <w:t xml:space="preserve"> 可以加（+10″）</w:t>
+      </w:r>
+    </w:p>
+    <w:p>
+      <w:pPr>
+        <w:spacing w:before="120" w:after="120" w:line="360" w:lineRule="auto"/>
+        <w:ind w:left="312" w:right="170"/>
+        <w:shd w:val="clear" w:color="auto" w:fill="F2F6FC"/>
+        <w:pBdr>
+          <w:left w:val="single" w:sz="24" w:space="10" w:color="1A4FA8"/>
+        </w:pBdr>
+      </w:pPr>
       <w:r>
         <w:rPr>
           <w:rFonts w:ascii="微软雅黑" w:hAnsi="微软雅黑" w:eastAsia="微软雅黑"/>
           <w:b w:val="0"/>
-          <w:color w:val="1F2937"/>
-          <w:sz w:val="21"/>
-        </w:rPr>
-        <w:t>：如果前面超时，这页一句话带过就行，表已经在屏幕上。</w:t>
+          <w:color w:val="111C2B"/>
+          <w:sz w:val="23"/>
+        </w:rPr>
+        <w:t>这跟第六页是同一个原则：模型的自我约束不算约束。我不写那句"不许编"，我让它在工具层面就查不到。</w:t>
+      </w:r>
+    </w:p>
+    <w:p>
+      <w:pPr>
+        <w:spacing w:before="40" w:after="80" w:line="348" w:lineRule="auto"/>
+      </w:pPr>
+      <w:r>
+        <w:rPr>
+          <w:rFonts w:ascii="微软雅黑" w:hAnsi="微软雅黑" w:eastAsia="微软雅黑"/>
+          <w:b/>
+          <w:color w:val="1F2937"/>
+          <w:sz w:val="21"/>
+        </w:rPr>
+        <w:t xml:space="preserve"> 计时紧可删（−6″）</w:t>
+      </w:r>
+      <w:r>
+        <w:rPr>
+          <w:rFonts w:ascii="微软雅黑" w:hAnsi="微软雅黑" w:eastAsia="微软雅黑"/>
+          <w:b w:val="0"/>
+          <w:color w:val="1F2937"/>
+          <w:sz w:val="21"/>
+        </w:rPr>
+        <w:t>：第一段里"不是继续写六级"这句可以省，老师看卡片自己看得懂。</w:t>
+      </w:r>
+    </w:p>
+    <w:p>
+      <w:pPr>
+        <w:spacing w:before="40" w:after="80" w:line="348" w:lineRule="auto"/>
+      </w:pPr>
+      <w:r>
+        <w:rPr>
+          <w:rFonts w:ascii="微软雅黑" w:hAnsi="微软雅黑" w:eastAsia="微软雅黑"/>
+          <w:b/>
+          <w:color w:val="1F2937"/>
+          <w:sz w:val="21"/>
+        </w:rPr>
+        <w:t xml:space="preserve"> 动作</w:t>
+      </w:r>
+      <w:r>
+        <w:rPr>
+          <w:rFonts w:ascii="微软雅黑" w:hAnsi="微软雅黑" w:eastAsia="微软雅黑"/>
+          <w:b w:val="0"/>
+          <w:color w:val="1F2937"/>
+          <w:sz w:val="21"/>
+        </w:rPr>
+        <w:t>：说到"宁可让它说不行"时，语气放平，不要带情绪——这是设计，不是委屈。</w:t>
       </w:r>
     </w:p>
     <w:p>
@@ -3547,7 +3995,25 @@
           <w:color w:val="1A4FA8"/>
           <w:sz w:val="29"/>
         </w:rPr>
-        <w:t>p9 ｜思政与合规 18″</w:t>
+        <w:t>p9 ｜关键能力 · 每日推送 24″（</w:t>
+      </w:r>
+      <w:r>
+        <w:rPr>
+          <w:rFonts w:ascii="微软雅黑" w:hAnsi="微软雅黑" w:eastAsia="微软雅黑"/>
+          <w:b/>
+          <w:color w:val="1A4FA8"/>
+          <w:sz w:val="29"/>
+        </w:rPr>
+        <w:t>新增页</w:t>
+      </w:r>
+      <w:r>
+        <w:rPr>
+          <w:rFonts w:ascii="微软雅黑" w:hAnsi="微软雅黑" w:eastAsia="微软雅黑"/>
+          <w:b/>
+          <w:color w:val="1A4FA8"/>
+          <w:sz w:val="29"/>
+        </w:rPr>
+        <w:t>）</w:t>
       </w:r>
     </w:p>
     <w:p>
@@ -3570,7 +4036,7 @@
           <w:color w:val="1F2937"/>
           <w:sz w:val="21"/>
         </w:rPr>
-        <w:t>：这个项目帮人练，不帮人交；边界是设计进去的，不是碰巧。</w:t>
+        <w:t>：每天开门就有一篇，而且断网也有——靠的是三级回落，不是靠运气。</w:t>
       </w:r>
     </w:p>
     <w:p>
@@ -3598,7 +4064,7 @@
           <w:color w:val="1F2937"/>
           <w:sz w:val="21"/>
         </w:rPr>
-        <w:t>思政页最怕空喊。你的优势是</w:t>
+        <w:t>这页要打消一个老师一定会有的疑问：</w:t>
       </w:r>
       <w:r>
         <w:rPr>
@@ -3607,16 +4073,7 @@
           <w:color w:val="1F2937"/>
           <w:sz w:val="21"/>
         </w:rPr>
-        <w:t>你实测过</w:t>
-      </w:r>
-      <w:r>
-        <w:rPr>
-          <w:rFonts w:ascii="微软雅黑" w:hAnsi="微软雅黑" w:eastAsia="微软雅黑"/>
-          <w:b w:val="0"/>
-          <w:color w:val="1F2937"/>
-          <w:sz w:val="21"/>
-        </w:rPr>
-        <w:t>："翻译成中文我要抄作业"——它一步工具都没调就拒了，还给了三条替代路径。</w:t>
+        <w:t>你这东西每天都要联网，答辩那天网不好怎么办？</w:t>
       </w:r>
     </w:p>
     <w:p>
@@ -3630,7 +4087,7 @@
           <w:color w:val="1F2937"/>
           <w:sz w:val="21"/>
         </w:rPr>
-        <w:t>"一步都没调"这个细节很重要：说明拒绝发生在"决定阶段"，而不是干到一半被拦下。这说明拒绝是</w:t>
+        <w:t>所以讲的重点不是"能推送"，是</w:t>
       </w:r>
       <w:r>
         <w:rPr>
@@ -3639,7 +4096,7 @@
           <w:color w:val="1F2937"/>
           <w:sz w:val="21"/>
         </w:rPr>
-        <w:t>规则</w:t>
+        <w:t>"推不出来也有东西"</w:t>
       </w:r>
       <w:r>
         <w:rPr>
@@ -3648,25 +4105,7 @@
           <w:color w:val="1F2937"/>
           <w:sz w:val="21"/>
         </w:rPr>
-        <w:t>，不是</w:t>
-      </w:r>
-      <w:r>
-        <w:rPr>
-          <w:rFonts w:ascii="微软雅黑" w:hAnsi="微软雅黑" w:eastAsia="微软雅黑"/>
-          <w:b/>
-          <w:color w:val="1F2937"/>
-          <w:sz w:val="21"/>
-        </w:rPr>
-        <w:t>运气</w:t>
-      </w:r>
-      <w:r>
-        <w:rPr>
-          <w:rFonts w:ascii="微软雅黑" w:hAnsi="微软雅黑" w:eastAsia="微软雅黑"/>
-          <w:b w:val="0"/>
-          <w:color w:val="1F2937"/>
-          <w:sz w:val="21"/>
-        </w:rPr>
-        <w:t>。</w:t>
+        <w:t>。左边那个三级回落流程就是答案：当天缓存 → 联网抓 → 离线快照。我准备了五语种各 2–3 篇离线快照（14 篇），所以最差情况也有内容。</w:t>
       </w:r>
     </w:p>
     <w:p>
@@ -3680,7 +4119,57 @@
           <w:color w:val="1F2937"/>
           <w:sz w:val="21"/>
         </w:rPr>
-        <w:t>密钥那条别展开讲原理，就说"仓库里能当场验证没有"，然后真去验证（演示段有这一步）。</w:t>
+        <w:t>右边那五篇是</w:t>
+      </w:r>
+      <w:r>
+        <w:rPr>
+          <w:rFonts w:ascii="微软雅黑" w:hAnsi="微软雅黑" w:eastAsia="微软雅黑"/>
+          <w:b/>
+          <w:color w:val="1F2937"/>
+          <w:sz w:val="21"/>
+        </w:rPr>
+        <w:t>今天真实抓到的</w:t>
+      </w:r>
+      <w:r>
+        <w:rPr>
+          <w:rFonts w:ascii="微软雅黑" w:hAnsi="微软雅黑" w:eastAsia="微软雅黑"/>
+          <w:b w:val="0"/>
+          <w:color w:val="1F2937"/>
+          <w:sz w:val="21"/>
+        </w:rPr>
+        <w:t>，标题和字数都在页上——这是可以现场核验的，不要说"效果很好"，说"今天抓到的是这几篇"。</w:t>
+      </w:r>
+    </w:p>
+    <w:p>
+      <w:pPr>
+        <w:spacing w:before="40" w:after="80" w:line="348" w:lineRule="auto"/>
+      </w:pPr>
+      <w:r>
+        <w:rPr>
+          <w:rFonts w:ascii="微软雅黑" w:hAnsi="微软雅黑" w:eastAsia="微软雅黑"/>
+          <w:b w:val="0"/>
+          <w:color w:val="1F2937"/>
+          <w:sz w:val="21"/>
+        </w:rPr>
+        <w:t>连续打卡天数是</w:t>
+      </w:r>
+      <w:r>
+        <w:rPr>
+          <w:rFonts w:ascii="微软雅黑" w:hAnsi="微软雅黑" w:eastAsia="微软雅黑"/>
+          <w:b/>
+          <w:color w:val="1F2937"/>
+          <w:sz w:val="21"/>
+        </w:rPr>
+        <w:t>按日期集合算的</w:t>
+      </w:r>
+      <w:r>
+        <w:rPr>
+          <w:rFonts w:ascii="微软雅黑" w:hAnsi="微软雅黑" w:eastAsia="微软雅黑"/>
+          <w:b w:val="0"/>
+          <w:color w:val="1F2937"/>
+          <w:sz w:val="21"/>
+        </w:rPr>
+        <w:t>：把做过的日期存成集合，今天在集合里就 +1，漏一天就断。这跟"记录一个计数器"不同——计数器漏一天不会断。这是很小的代码差别，但体现了对"打卡"这件事的理解。</w:t>
       </w:r>
     </w:p>
     <w:p>
@@ -3714,6 +4203,812 @@
           <w:color w:val="111C2B"/>
           <w:sz w:val="23"/>
         </w:rPr>
+        <w:t>第二个亮点是每天推送。左边这三级回落是实际跑出来的：先看当天缓存，没有就联网去新华网各语种版抓，抓不到就用离线快照兜底，</w:t>
+      </w:r>
+      <w:r>
+        <w:rPr>
+          <w:rFonts w:ascii="微软雅黑" w:hAnsi="微软雅黑" w:eastAsia="微软雅黑"/>
+          <w:b/>
+          <w:color w:val="111C2B"/>
+          <w:sz w:val="23"/>
+        </w:rPr>
+        <w:t>所以断网也有内容</w:t>
+      </w:r>
+      <w:r>
+        <w:rPr>
+          <w:rFonts w:ascii="微软雅黑" w:hAnsi="微软雅黑" w:eastAsia="微软雅黑"/>
+          <w:b w:val="0"/>
+          <w:color w:val="111C2B"/>
+          <w:sz w:val="23"/>
+        </w:rPr>
+        <w:t>。</w:t>
+      </w:r>
+    </w:p>
+    <w:p>
+      <w:pPr>
+        <w:spacing w:before="0" w:after="120" w:line="360" w:lineRule="auto"/>
+        <w:ind w:left="312" w:right="170"/>
+        <w:shd w:val="clear" w:color="auto" w:fill="F2F6FC"/>
+        <w:pBdr>
+          <w:left w:val="single" w:sz="24" w:space="10" w:color="1A4FA8"/>
+        </w:pBdr>
+      </w:pPr>
+      <w:r>
+        <w:rPr>
+          <w:rFonts w:ascii="微软雅黑" w:hAnsi="微软雅黑" w:eastAsia="微软雅黑"/>
+          <w:b w:val="0"/>
+          <w:color w:val="111C2B"/>
+          <w:sz w:val="23"/>
+        </w:rPr>
+        <w:t>右边是今天的真实结果，五个语种各抓到一篇，右下角是连续打卡天数——按日期集合算的，漏一天就断。</w:t>
+      </w:r>
+    </w:p>
+    <w:p>
+      <w:pPr>
+        <w:spacing w:before="40" w:after="80" w:line="348" w:lineRule="auto"/>
+      </w:pPr>
+      <w:r>
+        <w:rPr>
+          <w:rFonts w:ascii="微软雅黑" w:hAnsi="微软雅黑" w:eastAsia="微软雅黑"/>
+          <w:b/>
+          <w:color w:val="1F2937"/>
+          <w:sz w:val="21"/>
+        </w:rPr>
+        <w:t xml:space="preserve"> 可以加（+8″）</w:t>
+      </w:r>
+    </w:p>
+    <w:p>
+      <w:pPr>
+        <w:spacing w:before="120" w:after="120" w:line="360" w:lineRule="auto"/>
+        <w:ind w:left="312" w:right="170"/>
+        <w:shd w:val="clear" w:color="auto" w:fill="F2F6FC"/>
+        <w:pBdr>
+          <w:left w:val="single" w:sz="24" w:space="10" w:color="1A4FA8"/>
+        </w:pBdr>
+      </w:pPr>
+      <w:r>
+        <w:rPr>
+          <w:rFonts w:ascii="微软雅黑" w:hAnsi="微软雅黑" w:eastAsia="微软雅黑"/>
+          <w:b w:val="0"/>
+          <w:color w:val="111C2B"/>
+          <w:sz w:val="23"/>
+        </w:rPr>
+        <w:t>为什么用日期集合不用计数器？因为计数器漏一天不会断，集合会。这是个很小的代码差别，但我一开始就想清楚了。</w:t>
+      </w:r>
+    </w:p>
+    <w:p>
+      <w:pPr>
+        <w:spacing w:before="40" w:after="80" w:line="348" w:lineRule="auto"/>
+      </w:pPr>
+      <w:r>
+        <w:rPr>
+          <w:rFonts w:ascii="微软雅黑" w:hAnsi="微软雅黑" w:eastAsia="微软雅黑"/>
+          <w:b/>
+          <w:color w:val="1F2937"/>
+          <w:sz w:val="21"/>
+        </w:rPr>
+        <w:t xml:space="preserve"> 计时紧可删（−6″）</w:t>
+      </w:r>
+      <w:r>
+        <w:rPr>
+          <w:rFonts w:ascii="微软雅黑" w:hAnsi="微软雅黑" w:eastAsia="微软雅黑"/>
+          <w:b w:val="0"/>
+          <w:color w:val="1F2937"/>
+          <w:sz w:val="21"/>
+        </w:rPr>
+        <w:t>：「右边是今天的真实结果」这半句可以省（页上有表）。</w:t>
+      </w:r>
+    </w:p>
+    <w:p>
+      <w:pPr>
+        <w:spacing w:before="40" w:after="80" w:line="348" w:lineRule="auto"/>
+      </w:pPr>
+      <w:r>
+        <w:rPr>
+          <w:rFonts w:ascii="微软雅黑" w:hAnsi="微软雅黑" w:eastAsia="微软雅黑"/>
+          <w:b/>
+          <w:color w:val="1F2937"/>
+          <w:sz w:val="21"/>
+        </w:rPr>
+        <w:t xml:space="preserve"> 动作</w:t>
+      </w:r>
+      <w:r>
+        <w:rPr>
+          <w:rFonts w:ascii="微软雅黑" w:hAnsi="微软雅黑" w:eastAsia="微软雅黑"/>
+          <w:b w:val="0"/>
+          <w:color w:val="1F2937"/>
+          <w:sz w:val="21"/>
+        </w:rPr>
+        <w:t>：讲三级回落时，左手指向右边的表格，说"最差情况也有"。</w:t>
+      </w:r>
+    </w:p>
+    <w:p>
+      <w:pPr>
+        <w:spacing w:before="160" w:after="160"/>
+        <w:pBdr>
+          <w:bottom w:val="single" w:sz="6" w:space="1" w:color="E3E8EF"/>
+        </w:pBdr>
+      </w:pPr>
+    </w:p>
+    <w:p>
+      <w:pPr>
+        <w:spacing w:before="360" w:after="160"/>
+        <w:keepNext/>
+        <w:pBdr>
+          <w:left w:val="single" w:sz="24" w:space="8" w:color="1A4FA8"/>
+        </w:pBdr>
+        <w:ind w:left="142"/>
+      </w:pPr>
+      <w:r>
+        <w:rPr>
+          <w:rFonts w:ascii="微软雅黑" w:hAnsi="微软雅黑" w:eastAsia="微软雅黑"/>
+          <w:b/>
+          <w:color w:val="1A4FA8"/>
+          <w:sz w:val="29"/>
+        </w:rPr>
+        <w:t>p10 ｜关键能力 · 学习闭环 24″（</w:t>
+      </w:r>
+      <w:r>
+        <w:rPr>
+          <w:rFonts w:ascii="微软雅黑" w:hAnsi="微软雅黑" w:eastAsia="微软雅黑"/>
+          <w:b/>
+          <w:color w:val="1A4FA8"/>
+          <w:sz w:val="29"/>
+        </w:rPr>
+        <w:t>新增页</w:t>
+      </w:r>
+      <w:r>
+        <w:rPr>
+          <w:rFonts w:ascii="微软雅黑" w:hAnsi="微软雅黑" w:eastAsia="微软雅黑"/>
+          <w:b/>
+          <w:color w:val="1A4FA8"/>
+          <w:sz w:val="29"/>
+        </w:rPr>
+        <w:t>）</w:t>
+      </w:r>
+    </w:p>
+    <w:p>
+      <w:pPr>
+        <w:spacing w:before="40" w:after="80" w:line="348" w:lineRule="auto"/>
+      </w:pPr>
+      <w:r>
+        <w:rPr>
+          <w:rFonts w:ascii="微软雅黑" w:hAnsi="微软雅黑" w:eastAsia="微软雅黑"/>
+          <w:b/>
+          <w:color w:val="1F2937"/>
+          <w:sz w:val="21"/>
+        </w:rPr>
+        <w:t>① 这页只讲一件事</w:t>
+      </w:r>
+      <w:r>
+        <w:rPr>
+          <w:rFonts w:ascii="微软雅黑" w:hAnsi="微软雅黑" w:eastAsia="微软雅黑"/>
+          <w:b w:val="0"/>
+          <w:color w:val="1F2937"/>
+          <w:sz w:val="21"/>
+        </w:rPr>
+        <w:t>：词表不是终点，做完还能回头复习，这一环是我自己补上的。</w:t>
+      </w:r>
+    </w:p>
+    <w:p>
+      <w:pPr>
+        <w:spacing w:before="40" w:after="80" w:line="348" w:lineRule="auto"/>
+      </w:pPr>
+      <w:r>
+        <w:rPr>
+          <w:rFonts w:ascii="微软雅黑" w:hAnsi="微软雅黑" w:eastAsia="微软雅黑"/>
+          <w:b/>
+          <w:color w:val="1F2937"/>
+          <w:sz w:val="21"/>
+        </w:rPr>
+        <w:t>② 先想明白</w:t>
+      </w:r>
+    </w:p>
+    <w:p>
+      <w:pPr>
+        <w:spacing w:before="40" w:after="80" w:line="348" w:lineRule="auto"/>
+      </w:pPr>
+      <w:r>
+        <w:rPr>
+          <w:rFonts w:ascii="微软雅黑" w:hAnsi="微软雅黑" w:eastAsia="微软雅黑"/>
+          <w:b w:val="0"/>
+          <w:color w:val="1F2937"/>
+          <w:sz w:val="21"/>
+        </w:rPr>
+        <w:t>这页的作用是</w:t>
+      </w:r>
+      <w:r>
+        <w:rPr>
+          <w:rFonts w:ascii="微软雅黑" w:hAnsi="微软雅黑" w:eastAsia="微软雅黑"/>
+          <w:b/>
+          <w:color w:val="1F2937"/>
+          <w:sz w:val="21"/>
+        </w:rPr>
+        <w:t>回收 p2 的伏笔</w:t>
+      </w:r>
+      <w:r>
+        <w:rPr>
+          <w:rFonts w:ascii="微软雅黑" w:hAnsi="微软雅黑" w:eastAsia="微软雅黑"/>
+          <w:b w:val="0"/>
+          <w:color w:val="1F2937"/>
+          <w:sz w:val="21"/>
+        </w:rPr>
+        <w:t>。p2 说"第四步是挖空练习"，当时它还是手工的；这页要证明它现在是自动的，而且多了一层。</w:t>
+      </w:r>
+    </w:p>
+    <w:p>
+      <w:pPr>
+        <w:spacing w:before="40" w:after="80" w:line="348" w:lineRule="auto"/>
+      </w:pPr>
+      <w:r>
+        <w:rPr>
+          <w:rFonts w:ascii="微软雅黑" w:hAnsi="微软雅黑" w:eastAsia="微软雅黑"/>
+          <w:b w:val="0"/>
+          <w:color w:val="1F2937"/>
+          <w:sz w:val="21"/>
+        </w:rPr>
+        <w:t>讲的时候用"左边这些是我今天真的生成的文件"这个动作最有力——</w:t>
+      </w:r>
+      <w:r>
+        <w:rPr>
+          <w:rFonts w:ascii="微软雅黑" w:hAnsi="微软雅黑" w:eastAsia="微软雅黑"/>
+          <w:b/>
+          <w:color w:val="1F2937"/>
+          <w:sz w:val="21"/>
+        </w:rPr>
+        <w:t>不要描述，指出来</w:t>
+      </w:r>
+      <w:r>
+        <w:rPr>
+          <w:rFonts w:ascii="微软雅黑" w:hAnsi="微软雅黑" w:eastAsia="微软雅黑"/>
+          <w:b w:val="0"/>
+          <w:color w:val="1F2937"/>
+          <w:sz w:val="21"/>
+        </w:rPr>
+        <w:t>。左边一列 CSV、Word、HTML 文件名，右边是错词本和复习日期。</w:t>
+      </w:r>
+    </w:p>
+    <w:p>
+      <w:pPr>
+        <w:spacing w:before="40" w:after="80" w:line="348" w:lineRule="auto"/>
+      </w:pPr>
+      <w:r>
+        <w:rPr>
+          <w:rFonts w:ascii="微软雅黑" w:hAnsi="微软雅黑" w:eastAsia="微软雅黑"/>
+          <w:b w:val="0"/>
+          <w:color w:val="1F2937"/>
+          <w:sz w:val="21"/>
+        </w:rPr>
+        <w:t>最后一句落点：</w:t>
+      </w:r>
+      <w:r>
+        <w:rPr>
+          <w:rFonts w:ascii="微软雅黑" w:hAnsi="微软雅黑" w:eastAsia="微软雅黑"/>
+          <w:b/>
+          <w:color w:val="1F2937"/>
+          <w:sz w:val="21"/>
+        </w:rPr>
+        <w:t>复习日期是代码按间隔算的</w:t>
+      </w:r>
+      <w:r>
+        <w:rPr>
+          <w:rFonts w:ascii="微软雅黑" w:hAnsi="微软雅黑" w:eastAsia="微软雅黑"/>
+          <w:b w:val="0"/>
+          <w:color w:val="1F2937"/>
+          <w:sz w:val="21"/>
+        </w:rPr>
+        <w:t>，不是模型算的。这和 p4 的"日期是工具带出来的"是同一个设计，在演示段还会再验一次。</w:t>
+      </w:r>
+    </w:p>
+    <w:p>
+      <w:pPr>
+        <w:spacing w:before="40" w:after="80" w:line="348" w:lineRule="auto"/>
+      </w:pPr>
+      <w:r>
+        <w:rPr>
+          <w:rFonts w:ascii="微软雅黑" w:hAnsi="微软雅黑" w:eastAsia="微软雅黑"/>
+          <w:b/>
+          <w:color w:val="1F2937"/>
+          <w:sz w:val="21"/>
+        </w:rPr>
+        <w:t xml:space="preserve"> 照念</w:t>
+      </w:r>
+    </w:p>
+    <w:p>
+      <w:pPr>
+        <w:keepNext/>
+        <w:spacing w:before="120" w:after="40" w:line="360" w:lineRule="auto"/>
+        <w:ind w:left="312" w:right="170"/>
+        <w:shd w:val="clear" w:color="auto" w:fill="F2F6FC"/>
+        <w:pBdr>
+          <w:left w:val="single" w:sz="24" w:space="10" w:color="1A4FA8"/>
+        </w:pBdr>
+      </w:pPr>
+      <w:r>
+        <w:rPr>
+          <w:rFonts w:ascii="微软雅黑" w:hAnsi="微软雅黑" w:eastAsia="微软雅黑"/>
+          <w:b w:val="0"/>
+          <w:color w:val="111C2B"/>
+          <w:sz w:val="23"/>
+        </w:rPr>
+        <w:t>最后是闭环。词表不是终点：挑完词，CSV 给你导进背单词软件，Word 笔记是排好版能直接打印的，练习页把原文挖空，做错的词自动进错词本，复习日期由代码按间隔算。</w:t>
+      </w:r>
+    </w:p>
+    <w:p>
+      <w:pPr>
+        <w:spacing w:before="0" w:after="120" w:line="360" w:lineRule="auto"/>
+        <w:ind w:left="312" w:right="170"/>
+        <w:shd w:val="clear" w:color="auto" w:fill="F2F6FC"/>
+        <w:pBdr>
+          <w:left w:val="single" w:sz="24" w:space="10" w:color="1A4FA8"/>
+        </w:pBdr>
+      </w:pPr>
+      <w:r>
+        <w:rPr>
+          <w:rFonts w:ascii="微软雅黑" w:hAnsi="微软雅黑" w:eastAsia="微软雅黑"/>
+          <w:b w:val="0"/>
+          <w:color w:val="111C2B"/>
+          <w:sz w:val="23"/>
+        </w:rPr>
+        <w:t>左边这些是我今天真的生成的文件。所以第 2 页说的第四步——挖空练习——现在是自动的，而且做完还能回头复习。</w:t>
+      </w:r>
+    </w:p>
+    <w:p>
+      <w:pPr>
+        <w:spacing w:before="40" w:after="80" w:line="348" w:lineRule="auto"/>
+      </w:pPr>
+      <w:r>
+        <w:rPr>
+          <w:rFonts w:ascii="微软雅黑" w:hAnsi="微软雅黑" w:eastAsia="微软雅黑"/>
+          <w:b/>
+          <w:color w:val="1F2937"/>
+          <w:sz w:val="21"/>
+        </w:rPr>
+        <w:t xml:space="preserve"> 可以加（+8″）</w:t>
+      </w:r>
+    </w:p>
+    <w:p>
+      <w:pPr>
+        <w:spacing w:before="120" w:after="120" w:line="360" w:lineRule="auto"/>
+        <w:ind w:left="312" w:right="170"/>
+        <w:shd w:val="clear" w:color="auto" w:fill="F2F6FC"/>
+        <w:pBdr>
+          <w:left w:val="single" w:sz="24" w:space="10" w:color="1A4FA8"/>
+        </w:pBdr>
+      </w:pPr>
+      <w:r>
+        <w:rPr>
+          <w:rFonts w:ascii="微软雅黑" w:hAnsi="微软雅黑" w:eastAsia="微软雅黑"/>
+          <w:b w:val="0"/>
+          <w:color w:val="111C2B"/>
+          <w:sz w:val="23"/>
+        </w:rPr>
+        <w:t>这一页其实是回扣第 2 页的：当时我列的四件事，现在每件后面都多了一步——做完还有下一件。</w:t>
+      </w:r>
+    </w:p>
+    <w:p>
+      <w:pPr>
+        <w:spacing w:before="40" w:after="80" w:line="348" w:lineRule="auto"/>
+      </w:pPr>
+      <w:r>
+        <w:rPr>
+          <w:rFonts w:ascii="微软雅黑" w:hAnsi="微软雅黑" w:eastAsia="微软雅黑"/>
+          <w:b/>
+          <w:color w:val="1F2937"/>
+          <w:sz w:val="21"/>
+        </w:rPr>
+        <w:t xml:space="preserve"> 计时紧可删（−5″）</w:t>
+      </w:r>
+      <w:r>
+        <w:rPr>
+          <w:rFonts w:ascii="微软雅黑" w:hAnsi="微软雅黑" w:eastAsia="微软雅黑"/>
+          <w:b w:val="0"/>
+          <w:color w:val="1F2937"/>
+          <w:sz w:val="21"/>
+        </w:rPr>
+        <w:t>：最后一句"第 2 页说的第四步"可以省。</w:t>
+      </w:r>
+    </w:p>
+    <w:p>
+      <w:pPr>
+        <w:spacing w:before="40" w:after="80" w:line="348" w:lineRule="auto"/>
+      </w:pPr>
+      <w:r>
+        <w:rPr>
+          <w:rFonts w:ascii="微软雅黑" w:hAnsi="微软雅黑" w:eastAsia="微软雅黑"/>
+          <w:b/>
+          <w:color w:val="1F2937"/>
+          <w:sz w:val="21"/>
+        </w:rPr>
+        <w:t xml:space="preserve"> 动作</w:t>
+      </w:r>
+      <w:r>
+        <w:rPr>
+          <w:rFonts w:ascii="微软雅黑" w:hAnsi="微软雅黑" w:eastAsia="微软雅黑"/>
+          <w:b w:val="0"/>
+          <w:color w:val="1F2937"/>
+          <w:sz w:val="21"/>
+        </w:rPr>
+        <w:t>：说"左边这些"时，手往左边的文件列点一下。</w:t>
+      </w:r>
+    </w:p>
+    <w:p>
+      <w:pPr>
+        <w:spacing w:before="160" w:after="160"/>
+        <w:pBdr>
+          <w:bottom w:val="single" w:sz="6" w:space="1" w:color="E3E8EF"/>
+        </w:pBdr>
+      </w:pPr>
+    </w:p>
+    <w:p>
+      <w:pPr>
+        <w:spacing w:before="360" w:after="160"/>
+        <w:keepNext/>
+        <w:pBdr>
+          <w:left w:val="single" w:sz="24" w:space="8" w:color="1A4FA8"/>
+        </w:pBdr>
+        <w:ind w:left="142"/>
+      </w:pPr>
+      <w:r>
+        <w:rPr>
+          <w:rFonts w:ascii="微软雅黑" w:hAnsi="微软雅黑" w:eastAsia="微软雅黑"/>
+          <w:b/>
+          <w:color w:val="1A4FA8"/>
+          <w:sz w:val="29"/>
+        </w:rPr>
+        <w:t>p11 ｜与课堂实验的关系 12″</w:t>
+      </w:r>
+    </w:p>
+    <w:p>
+      <w:pPr>
+        <w:spacing w:before="40" w:after="80" w:line="348" w:lineRule="auto"/>
+      </w:pPr>
+      <w:r>
+        <w:rPr>
+          <w:rFonts w:ascii="微软雅黑" w:hAnsi="微软雅黑" w:eastAsia="微软雅黑"/>
+          <w:b/>
+          <w:color w:val="1F2937"/>
+          <w:sz w:val="21"/>
+        </w:rPr>
+        <w:t>① 这页只讲一件事</w:t>
+      </w:r>
+      <w:r>
+        <w:rPr>
+          <w:rFonts w:ascii="微软雅黑" w:hAnsi="微软雅黑" w:eastAsia="微软雅黑"/>
+          <w:b w:val="0"/>
+          <w:color w:val="1F2937"/>
+          <w:sz w:val="21"/>
+        </w:rPr>
+        <w:t>：哪块是课上学的，哪块是我自己加的。</w:t>
+      </w:r>
+    </w:p>
+    <w:p>
+      <w:pPr>
+        <w:spacing w:before="40" w:after="80" w:line="348" w:lineRule="auto"/>
+      </w:pPr>
+      <w:r>
+        <w:rPr>
+          <w:rFonts w:ascii="微软雅黑" w:hAnsi="微软雅黑" w:eastAsia="微软雅黑"/>
+          <w:b/>
+          <w:color w:val="1F2937"/>
+          <w:sz w:val="21"/>
+        </w:rPr>
+        <w:t>② 先想明白</w:t>
+      </w:r>
+    </w:p>
+    <w:p>
+      <w:pPr>
+        <w:spacing w:before="40" w:after="80" w:line="348" w:lineRule="auto"/>
+      </w:pPr>
+      <w:r>
+        <w:rPr>
+          <w:rFonts w:ascii="微软雅黑" w:hAnsi="微软雅黑" w:eastAsia="微软雅黑"/>
+          <w:b w:val="0"/>
+          <w:color w:val="1F2937"/>
+          <w:sz w:val="21"/>
+        </w:rPr>
+        <w:t>这页是给分页，</w:t>
+      </w:r>
+      <w:r>
+        <w:rPr>
+          <w:rFonts w:ascii="微软雅黑" w:hAnsi="微软雅黑" w:eastAsia="微软雅黑"/>
+          <w:b/>
+          <w:color w:val="1F2937"/>
+          <w:sz w:val="21"/>
+        </w:rPr>
+        <w:t>越短越好</w:t>
+      </w:r>
+      <w:r>
+        <w:rPr>
+          <w:rFonts w:ascii="微软雅黑" w:hAnsi="微软雅黑" w:eastAsia="微软雅黑"/>
+          <w:b w:val="0"/>
+          <w:color w:val="1F2937"/>
+          <w:sz w:val="21"/>
+        </w:rPr>
+        <w:t>。老师扫一眼表就明白，你念细节反而显得心虚。</w:t>
+      </w:r>
+    </w:p>
+    <w:p>
+      <w:pPr>
+        <w:spacing w:before="40" w:after="80" w:line="348" w:lineRule="auto"/>
+      </w:pPr>
+      <w:r>
+        <w:rPr>
+          <w:rFonts w:ascii="微软雅黑" w:hAnsi="微软雅黑" w:eastAsia="微软雅黑"/>
+          <w:b w:val="0"/>
+          <w:color w:val="1F2937"/>
+          <w:sz w:val="21"/>
+        </w:rPr>
+        <w:t>"增量"只挑两条说：工具全自写、档案自己设计。说多了像在辩解。</w:t>
+      </w:r>
+    </w:p>
+    <w:p>
+      <w:pPr>
+        <w:spacing w:before="40" w:after="80" w:line="348" w:lineRule="auto"/>
+      </w:pPr>
+      <w:r>
+        <w:rPr>
+          <w:rFonts w:ascii="微软雅黑" w:hAnsi="微软雅黑" w:eastAsia="微软雅黑"/>
+          <w:b/>
+          <w:color w:val="1F2937"/>
+          <w:sz w:val="21"/>
+        </w:rPr>
+        <w:t xml:space="preserve"> 照念</w:t>
+      </w:r>
+    </w:p>
+    <w:p>
+      <w:pPr>
+        <w:keepNext/>
+        <w:spacing w:before="120" w:after="40" w:line="360" w:lineRule="auto"/>
+        <w:ind w:left="312" w:right="170"/>
+        <w:shd w:val="clear" w:color="auto" w:fill="F2F6FC"/>
+        <w:pBdr>
+          <w:left w:val="single" w:sz="24" w:space="10" w:color="1A4FA8"/>
+        </w:pBdr>
+      </w:pPr>
+      <w:r>
+        <w:rPr>
+          <w:rFonts w:ascii="微软雅黑" w:hAnsi="微软雅黑" w:eastAsia="微软雅黑"/>
+          <w:b w:val="0"/>
+          <w:color w:val="111C2B"/>
+          <w:sz w:val="23"/>
+        </w:rPr>
+        <w:t>课堂对应：界面来自 demo_1，百炼和密钥管理是 demo_3、4，Agent 框架和 Skill 是 demo_5。</w:t>
+      </w:r>
+    </w:p>
+    <w:p>
+      <w:pPr>
+        <w:spacing w:before="0" w:after="120" w:line="360" w:lineRule="auto"/>
+        <w:ind w:left="312" w:right="170"/>
+        <w:shd w:val="clear" w:color="auto" w:fill="F2F6FC"/>
+        <w:pBdr>
+          <w:left w:val="single" w:sz="24" w:space="10" w:color="1A4FA8"/>
+        </w:pBdr>
+      </w:pPr>
+      <w:r>
+        <w:rPr>
+          <w:rFonts w:ascii="微软雅黑" w:hAnsi="微软雅黑" w:eastAsia="微软雅黑"/>
+          <w:b w:val="0"/>
+          <w:color w:val="111C2B"/>
+          <w:sz w:val="23"/>
+        </w:rPr>
+        <w:t>增量是七个工具全部自写、学习者档案自己设计。</w:t>
+      </w:r>
+    </w:p>
+    <w:p>
+      <w:pPr>
+        <w:spacing w:before="40" w:after="80" w:line="348" w:lineRule="auto"/>
+      </w:pPr>
+      <w:r>
+        <w:rPr>
+          <w:rFonts w:ascii="微软雅黑" w:hAnsi="微软雅黑" w:eastAsia="微软雅黑"/>
+          <w:b/>
+          <w:color w:val="1F2937"/>
+          <w:sz w:val="21"/>
+        </w:rPr>
+        <w:t xml:space="preserve"> 整页可跳</w:t>
+      </w:r>
+      <w:r>
+        <w:rPr>
+          <w:rFonts w:ascii="微软雅黑" w:hAnsi="微软雅黑" w:eastAsia="微软雅黑"/>
+          <w:b w:val="0"/>
+          <w:color w:val="1F2937"/>
+          <w:sz w:val="21"/>
+        </w:rPr>
+        <w:t>：如果前面超时，这页一句话带过就行，表已经在屏幕上。</w:t>
+      </w:r>
+    </w:p>
+    <w:p>
+      <w:pPr>
+        <w:spacing w:before="160" w:after="160"/>
+        <w:pBdr>
+          <w:bottom w:val="single" w:sz="6" w:space="1" w:color="E3E8EF"/>
+        </w:pBdr>
+      </w:pPr>
+    </w:p>
+    <w:p>
+      <w:pPr>
+        <w:spacing w:before="360" w:after="160"/>
+        <w:keepNext/>
+        <w:pBdr>
+          <w:left w:val="single" w:sz="24" w:space="8" w:color="1A4FA8"/>
+        </w:pBdr>
+        <w:ind w:left="142"/>
+      </w:pPr>
+      <w:r>
+        <w:rPr>
+          <w:rFonts w:ascii="微软雅黑" w:hAnsi="微软雅黑" w:eastAsia="微软雅黑"/>
+          <w:b/>
+          <w:color w:val="1A4FA8"/>
+          <w:sz w:val="29"/>
+        </w:rPr>
+        <w:t>p12 ｜思政与合规 18″</w:t>
+      </w:r>
+    </w:p>
+    <w:p>
+      <w:pPr>
+        <w:spacing w:before="40" w:after="80" w:line="348" w:lineRule="auto"/>
+      </w:pPr>
+      <w:r>
+        <w:rPr>
+          <w:rFonts w:ascii="微软雅黑" w:hAnsi="微软雅黑" w:eastAsia="微软雅黑"/>
+          <w:b/>
+          <w:color w:val="1F2937"/>
+          <w:sz w:val="21"/>
+        </w:rPr>
+        <w:t>① 这页只讲一件事</w:t>
+      </w:r>
+      <w:r>
+        <w:rPr>
+          <w:rFonts w:ascii="微软雅黑" w:hAnsi="微软雅黑" w:eastAsia="微软雅黑"/>
+          <w:b w:val="0"/>
+          <w:color w:val="1F2937"/>
+          <w:sz w:val="21"/>
+        </w:rPr>
+        <w:t>：这个项目帮人练，不帮人交；边界是设计进去的，不是碰巧。</w:t>
+      </w:r>
+    </w:p>
+    <w:p>
+      <w:pPr>
+        <w:spacing w:before="40" w:after="80" w:line="348" w:lineRule="auto"/>
+      </w:pPr>
+      <w:r>
+        <w:rPr>
+          <w:rFonts w:ascii="微软雅黑" w:hAnsi="微软雅黑" w:eastAsia="微软雅黑"/>
+          <w:b/>
+          <w:color w:val="1F2937"/>
+          <w:sz w:val="21"/>
+        </w:rPr>
+        <w:t>② 先想明白</w:t>
+      </w:r>
+    </w:p>
+    <w:p>
+      <w:pPr>
+        <w:spacing w:before="40" w:after="80" w:line="348" w:lineRule="auto"/>
+      </w:pPr>
+      <w:r>
+        <w:rPr>
+          <w:rFonts w:ascii="微软雅黑" w:hAnsi="微软雅黑" w:eastAsia="微软雅黑"/>
+          <w:b w:val="0"/>
+          <w:color w:val="1F2937"/>
+          <w:sz w:val="21"/>
+        </w:rPr>
+        <w:t>思政页最怕空喊。你的优势是</w:t>
+      </w:r>
+      <w:r>
+        <w:rPr>
+          <w:rFonts w:ascii="微软雅黑" w:hAnsi="微软雅黑" w:eastAsia="微软雅黑"/>
+          <w:b/>
+          <w:color w:val="1F2937"/>
+          <w:sz w:val="21"/>
+        </w:rPr>
+        <w:t>你实测过</w:t>
+      </w:r>
+      <w:r>
+        <w:rPr>
+          <w:rFonts w:ascii="微软雅黑" w:hAnsi="微软雅黑" w:eastAsia="微软雅黑"/>
+          <w:b w:val="0"/>
+          <w:color w:val="1F2937"/>
+          <w:sz w:val="21"/>
+        </w:rPr>
+        <w:t>："翻译成中文我要抄作业"——它一步工具都没调就拒了，还给了三条替代路径。</w:t>
+      </w:r>
+    </w:p>
+    <w:p>
+      <w:pPr>
+        <w:spacing w:before="40" w:after="80" w:line="348" w:lineRule="auto"/>
+      </w:pPr>
+      <w:r>
+        <w:rPr>
+          <w:rFonts w:ascii="微软雅黑" w:hAnsi="微软雅黑" w:eastAsia="微软雅黑"/>
+          <w:b w:val="0"/>
+          <w:color w:val="1F2937"/>
+          <w:sz w:val="21"/>
+        </w:rPr>
+        <w:t>"一步都没调"这个细节很重要：说明拒绝发生在"决定阶段"，而不是干到一半被拦下。这说明拒绝是</w:t>
+      </w:r>
+      <w:r>
+        <w:rPr>
+          <w:rFonts w:ascii="微软雅黑" w:hAnsi="微软雅黑" w:eastAsia="微软雅黑"/>
+          <w:b/>
+          <w:color w:val="1F2937"/>
+          <w:sz w:val="21"/>
+        </w:rPr>
+        <w:t>规则</w:t>
+      </w:r>
+      <w:r>
+        <w:rPr>
+          <w:rFonts w:ascii="微软雅黑" w:hAnsi="微软雅黑" w:eastAsia="微软雅黑"/>
+          <w:b w:val="0"/>
+          <w:color w:val="1F2937"/>
+          <w:sz w:val="21"/>
+        </w:rPr>
+        <w:t>，不是</w:t>
+      </w:r>
+      <w:r>
+        <w:rPr>
+          <w:rFonts w:ascii="微软雅黑" w:hAnsi="微软雅黑" w:eastAsia="微软雅黑"/>
+          <w:b/>
+          <w:color w:val="1F2937"/>
+          <w:sz w:val="21"/>
+        </w:rPr>
+        <w:t>运气</w:t>
+      </w:r>
+      <w:r>
+        <w:rPr>
+          <w:rFonts w:ascii="微软雅黑" w:hAnsi="微软雅黑" w:eastAsia="微软雅黑"/>
+          <w:b w:val="0"/>
+          <w:color w:val="1F2937"/>
+          <w:sz w:val="21"/>
+        </w:rPr>
+        <w:t>。</w:t>
+      </w:r>
+    </w:p>
+    <w:p>
+      <w:pPr>
+        <w:spacing w:before="40" w:after="80" w:line="348" w:lineRule="auto"/>
+      </w:pPr>
+      <w:r>
+        <w:rPr>
+          <w:rFonts w:ascii="微软雅黑" w:hAnsi="微软雅黑" w:eastAsia="微软雅黑"/>
+          <w:b w:val="0"/>
+          <w:color w:val="1F2937"/>
+          <w:sz w:val="21"/>
+        </w:rPr>
+        <w:t>密钥那条别展开讲原理，就说"仓库里能当场验证没有"，然后真去验证（演示段有这一步）。</w:t>
+      </w:r>
+    </w:p>
+    <w:p>
+      <w:pPr>
+        <w:spacing w:before="40" w:after="80" w:line="348" w:lineRule="auto"/>
+      </w:pPr>
+      <w:r>
+        <w:rPr>
+          <w:rFonts w:ascii="微软雅黑" w:hAnsi="微软雅黑" w:eastAsia="微软雅黑"/>
+          <w:b/>
+          <w:color w:val="1F2937"/>
+          <w:sz w:val="21"/>
+        </w:rPr>
+        <w:t xml:space="preserve"> 照念</w:t>
+      </w:r>
+    </w:p>
+    <w:p>
+      <w:pPr>
+        <w:keepNext/>
+        <w:spacing w:before="120" w:after="40" w:line="360" w:lineRule="auto"/>
+        <w:ind w:left="312" w:right="170"/>
+        <w:shd w:val="clear" w:color="auto" w:fill="F2F6FC"/>
+        <w:pBdr>
+          <w:left w:val="single" w:sz="24" w:space="10" w:color="1A4FA8"/>
+        </w:pBdr>
+      </w:pPr>
+      <w:r>
+        <w:rPr>
+          <w:rFonts w:ascii="微软雅黑" w:hAnsi="微软雅黑" w:eastAsia="微软雅黑"/>
+          <w:b w:val="0"/>
+          <w:color w:val="111C2B"/>
+          <w:sz w:val="23"/>
+        </w:rPr>
         <w:t>选题落在学习方法上，不产出能直接交的作业。</w:t>
       </w:r>
     </w:p>
@@ -3821,7 +5116,144 @@
           <w:color w:val="1A4FA8"/>
           <w:sz w:val="29"/>
         </w:rPr>
-        <w:t>p11 ｜与已上线产品的区别 28″</w:t>
+        <w:t>p13 ｜现场演示 0″（</w:t>
+      </w:r>
+      <w:r>
+        <w:rPr>
+          <w:rFonts w:ascii="微软雅黑" w:hAnsi="微软雅黑" w:eastAsia="微软雅黑"/>
+          <w:b/>
+          <w:color w:val="1A4FA8"/>
+          <w:sz w:val="29"/>
+        </w:rPr>
+        <w:t>不上台念</w:t>
+      </w:r>
+      <w:r>
+        <w:rPr>
+          <w:rFonts w:ascii="微软雅黑" w:hAnsi="微软雅黑" w:eastAsia="微软雅黑"/>
+          <w:b/>
+          <w:color w:val="1A4FA8"/>
+          <w:sz w:val="29"/>
+        </w:rPr>
+        <w:t>，这是提词板）</w:t>
+      </w:r>
+    </w:p>
+    <w:p>
+      <w:pPr>
+        <w:spacing w:before="40" w:after="80" w:line="348" w:lineRule="auto"/>
+      </w:pPr>
+      <w:r>
+        <w:rPr>
+          <w:rFonts w:ascii="微软雅黑" w:hAnsi="微软雅黑" w:eastAsia="微软雅黑"/>
+          <w:b/>
+          <w:color w:val="1F2937"/>
+          <w:sz w:val="21"/>
+        </w:rPr>
+        <w:t>① 这页只讲一件事</w:t>
+      </w:r>
+      <w:r>
+        <w:rPr>
+          <w:rFonts w:ascii="微软雅黑" w:hAnsi="微软雅黑" w:eastAsia="微软雅黑"/>
+          <w:b w:val="0"/>
+          <w:color w:val="1F2937"/>
+          <w:sz w:val="21"/>
+        </w:rPr>
+        <w:t>：这页是给你自己看的提词板，演示时照着做。</w:t>
+      </w:r>
+    </w:p>
+    <w:p>
+      <w:pPr>
+        <w:spacing w:before="40" w:after="80" w:line="348" w:lineRule="auto"/>
+      </w:pPr>
+      <w:r>
+        <w:rPr>
+          <w:rFonts w:ascii="微软雅黑" w:hAnsi="微软雅黑" w:eastAsia="微软雅黑"/>
+          <w:b/>
+          <w:color w:val="1F2937"/>
+          <w:sz w:val="21"/>
+        </w:rPr>
+        <w:t>② 先想明白</w:t>
+      </w:r>
+    </w:p>
+    <w:p>
+      <w:pPr>
+        <w:spacing w:before="40" w:after="80" w:line="348" w:lineRule="auto"/>
+      </w:pPr>
+      <w:r>
+        <w:rPr>
+          <w:rFonts w:ascii="微软雅黑" w:hAnsi="微软雅黑" w:eastAsia="微软雅黑"/>
+          <w:b w:val="0"/>
+          <w:color w:val="1F2937"/>
+          <w:sz w:val="21"/>
+        </w:rPr>
+        <w:t>新 PPT 加了第 6 条彩蛋话术（页脚那行淡字提示）。时间够就演，不够就跳过——</w:t>
+      </w:r>
+      <w:r>
+        <w:rPr>
+          <w:rFonts w:ascii="微软雅黑" w:hAnsi="微软雅黑" w:eastAsia="微软雅黑"/>
+          <w:b/>
+          <w:color w:val="1F2937"/>
+          <w:sz w:val="21"/>
+        </w:rPr>
+        <w:t>它排在最后，是加分的，不是必须的</w:t>
+      </w:r>
+      <w:r>
+        <w:rPr>
+          <w:rFonts w:ascii="微软雅黑" w:hAnsi="微软雅黑" w:eastAsia="微软雅黑"/>
+          <w:b w:val="0"/>
+          <w:color w:val="1F2937"/>
+          <w:sz w:val="21"/>
+        </w:rPr>
+        <w:t>。</w:t>
+      </w:r>
+    </w:p>
+    <w:p>
+      <w:pPr>
+        <w:spacing w:before="40" w:after="80" w:line="348" w:lineRule="auto"/>
+      </w:pPr>
+      <w:r>
+        <w:rPr>
+          <w:rFonts w:ascii="微软雅黑" w:hAnsi="微软雅黑" w:eastAsia="微软雅黑"/>
+          <w:b/>
+          <w:color w:val="1F2937"/>
+          <w:sz w:val="21"/>
+        </w:rPr>
+        <w:t xml:space="preserve"> 照念</w:t>
+      </w:r>
+      <w:r>
+        <w:rPr>
+          <w:rFonts w:ascii="微软雅黑" w:hAnsi="微软雅黑" w:eastAsia="微软雅黑"/>
+          <w:b w:val="0"/>
+          <w:color w:val="1F2937"/>
+          <w:sz w:val="21"/>
+        </w:rPr>
+        <w:t>：不上台念。</w:t>
+      </w:r>
+    </w:p>
+    <w:p>
+      <w:pPr>
+        <w:spacing w:before="160" w:after="160"/>
+        <w:pBdr>
+          <w:bottom w:val="single" w:sz="6" w:space="1" w:color="E3E8EF"/>
+        </w:pBdr>
+      </w:pPr>
+    </w:p>
+    <w:p>
+      <w:pPr>
+        <w:spacing w:before="360" w:after="160"/>
+        <w:keepNext/>
+        <w:pBdr>
+          <w:left w:val="single" w:sz="24" w:space="8" w:color="1A4FA8"/>
+        </w:pBdr>
+        <w:ind w:left="142"/>
+      </w:pPr>
+      <w:r>
+        <w:rPr>
+          <w:rFonts w:ascii="微软雅黑" w:hAnsi="微软雅黑" w:eastAsia="微软雅黑"/>
+          <w:b/>
+          <w:color w:val="1A4FA8"/>
+          <w:sz w:val="29"/>
+        </w:rPr>
+        <w:t>p14 ｜和已上线的产品比，它特别在哪 28″</w:t>
       </w:r>
     </w:p>
     <w:p>
@@ -4146,7 +5578,7 @@
           <w:color w:val="1F2937"/>
           <w:sz w:val="21"/>
         </w:rPr>
-        <w:t xml:space="preserve"> 计时紧可删</w:t>
+        <w:t xml:space="preserve"> 计时紧可删（−8″）</w:t>
       </w:r>
       <w:r>
         <w:rPr>
@@ -4182,7 +5614,7 @@
           <w:color w:val="1A4FA8"/>
           <w:sz w:val="29"/>
         </w:rPr>
-        <w:t>p12 ｜不足与预判提问 16″</w:t>
+        <w:t>p15 ｜不足 · 改进 · 预判提问 16″</w:t>
       </w:r>
     </w:p>
     <w:p>
@@ -4289,6 +5721,29 @@
           <w:sz w:val="21"/>
         </w:rPr>
         <w:t>承认边界，比吹全覆盖安全。</w:t>
+      </w:r>
+    </w:p>
+    <w:p>
+      <w:pPr>
+        <w:spacing w:before="40" w:after="80" w:line="348" w:lineRule="auto"/>
+      </w:pPr>
+      <w:r>
+        <w:rPr>
+          <w:rFonts w:ascii="微软雅黑" w:hAnsi="微软雅黑" w:eastAsia="微软雅黑"/>
+          <w:b w:val="0"/>
+          <w:color w:val="1F2937"/>
+          <w:sz w:val="21"/>
+        </w:rPr>
+        <w:t>多语种那部分如果被追问"为什么不做日语词库"——照实说：五门语言共用一套流程，词库是逐门加的成本，我先把流程做通，词库只做了英语那一门（6161 条），其余标"模型推断"。</w:t>
+      </w:r>
+      <w:r>
+        <w:rPr>
+          <w:rFonts w:ascii="微软雅黑" w:hAnsi="微软雅黑" w:eastAsia="微软雅黑"/>
+          <w:b/>
+          <w:color w:val="1F2937"/>
+          <w:sz w:val="21"/>
+        </w:rPr>
+        <w:t>这不是没做，是排序问题，但确实是没做完。</w:t>
       </w:r>
     </w:p>
     <w:p>
@@ -4390,7 +5845,7 @@
           <w:color w:val="1A4FA8"/>
           <w:sz w:val="38"/>
         </w:rPr>
-        <w:t>二、现场演示（4′00″）</w:t>
+        <w:t>二、现场演示（3′30″）</w:t>
       </w:r>
     </w:p>
     <w:p>
@@ -4556,7 +6011,7 @@
         <w:tblStyle w:val="TableGrid"/>
         <w:tblW w:type="auto" w:w="0"/>
         <w:jc w:val="center"/>
-        <w:tblLayout w:type="autofit"/>
+        <w:tblLayout w:type="fixed"/>
         <w:tblLook w:firstColumn="1" w:firstRow="1" w:lastColumn="0" w:lastRow="0" w:noHBand="0" w:noVBand="1" w:val="04A0"/>
       </w:tblPr>
       <w:tblGrid>
@@ -4572,7 +6027,7 @@
         </w:trPr>
         <w:tc>
           <w:tcPr>
-            <w:tcW w:type="dxa" w:w="2353"/>
+            <w:tcW w:type="dxa" w:w="1545"/>
             <w:shd w:val="clear" w:color="auto" w:fill="EAF1FB"/>
           </w:tcPr>
           <w:p>
@@ -4594,7 +6049,7 @@
         </w:tc>
         <w:tc>
           <w:tcPr>
-            <w:tcW w:type="dxa" w:w="2353"/>
+            <w:tcW w:type="dxa" w:w="2285"/>
             <w:shd w:val="clear" w:color="auto" w:fill="EAF1FB"/>
           </w:tcPr>
           <w:p>
@@ -4616,7 +6071,7 @@
         </w:tc>
         <w:tc>
           <w:tcPr>
-            <w:tcW w:type="dxa" w:w="2353"/>
+            <w:tcW w:type="dxa" w:w="3458"/>
             <w:shd w:val="clear" w:color="auto" w:fill="EAF1FB"/>
           </w:tcPr>
           <w:p>
@@ -4638,7 +6093,7 @@
         </w:tc>
         <w:tc>
           <w:tcPr>
-            <w:tcW w:type="dxa" w:w="2353"/>
+            <w:tcW w:type="dxa" w:w="2123"/>
             <w:shd w:val="clear" w:color="auto" w:fill="EAF1FB"/>
           </w:tcPr>
           <w:p>
@@ -4665,7 +6120,7 @@
         </w:trPr>
         <w:tc>
           <w:tcPr>
-            <w:tcW w:type="dxa" w:w="2353"/>
+            <w:tcW w:type="dxa" w:w="1545"/>
           </w:tcPr>
           <w:p>
             <w:pPr>
@@ -4686,7 +6141,7 @@
         </w:tc>
         <w:tc>
           <w:tcPr>
-            <w:tcW w:type="dxa" w:w="2353"/>
+            <w:tcW w:type="dxa" w:w="2285"/>
           </w:tcPr>
           <w:p>
             <w:pPr>
@@ -4707,7 +6162,7 @@
         </w:tc>
         <w:tc>
           <w:tcPr>
-            <w:tcW w:type="dxa" w:w="2353"/>
+            <w:tcW w:type="dxa" w:w="3458"/>
           </w:tcPr>
           <w:p>
             <w:pPr>
@@ -4728,7 +6183,7 @@
         </w:tc>
         <w:tc>
           <w:tcPr>
-            <w:tcW w:type="dxa" w:w="2353"/>
+            <w:tcW w:type="dxa" w:w="2123"/>
           </w:tcPr>
           <w:p>
             <w:pPr>
@@ -4754,7 +6209,7 @@
         </w:trPr>
         <w:tc>
           <w:tcPr>
-            <w:tcW w:type="dxa" w:w="2353"/>
+            <w:tcW w:type="dxa" w:w="1545"/>
           </w:tcPr>
           <w:p>
             <w:pPr>
@@ -4775,7 +6230,7 @@
         </w:tc>
         <w:tc>
           <w:tcPr>
-            <w:tcW w:type="dxa" w:w="2353"/>
+            <w:tcW w:type="dxa" w:w="2285"/>
           </w:tcPr>
           <w:p>
             <w:pPr>
@@ -4796,7 +6251,7 @@
         </w:tc>
         <w:tc>
           <w:tcPr>
-            <w:tcW w:type="dxa" w:w="2353"/>
+            <w:tcW w:type="dxa" w:w="3458"/>
           </w:tcPr>
           <w:p>
             <w:pPr>
@@ -4817,7 +6272,7 @@
         </w:tc>
         <w:tc>
           <w:tcPr>
-            <w:tcW w:type="dxa" w:w="2353"/>
+            <w:tcW w:type="dxa" w:w="2123"/>
           </w:tcPr>
           <w:p>
             <w:pPr>
@@ -4843,7 +6298,7 @@
         </w:trPr>
         <w:tc>
           <w:tcPr>
-            <w:tcW w:type="dxa" w:w="2353"/>
+            <w:tcW w:type="dxa" w:w="1545"/>
           </w:tcPr>
           <w:p>
             <w:pPr>
@@ -4864,7 +6319,7 @@
         </w:tc>
         <w:tc>
           <w:tcPr>
-            <w:tcW w:type="dxa" w:w="2353"/>
+            <w:tcW w:type="dxa" w:w="2285"/>
           </w:tcPr>
           <w:p>
             <w:pPr>
@@ -4894,7 +6349,7 @@
         </w:tc>
         <w:tc>
           <w:tcPr>
-            <w:tcW w:type="dxa" w:w="2353"/>
+            <w:tcW w:type="dxa" w:w="3458"/>
           </w:tcPr>
           <w:p>
             <w:pPr>
@@ -4915,7 +6370,7 @@
         </w:tc>
         <w:tc>
           <w:tcPr>
-            <w:tcW w:type="dxa" w:w="2353"/>
+            <w:tcW w:type="dxa" w:w="2123"/>
           </w:tcPr>
           <w:p>
             <w:pPr>
@@ -4941,7 +6396,7 @@
         </w:trPr>
         <w:tc>
           <w:tcPr>
-            <w:tcW w:type="dxa" w:w="2353"/>
+            <w:tcW w:type="dxa" w:w="1545"/>
           </w:tcPr>
           <w:p>
             <w:pPr>
@@ -4962,7 +6417,7 @@
         </w:tc>
         <w:tc>
           <w:tcPr>
-            <w:tcW w:type="dxa" w:w="2353"/>
+            <w:tcW w:type="dxa" w:w="2285"/>
           </w:tcPr>
           <w:p>
             <w:pPr>
@@ -4983,7 +6438,7 @@
         </w:tc>
         <w:tc>
           <w:tcPr>
-            <w:tcW w:type="dxa" w:w="2353"/>
+            <w:tcW w:type="dxa" w:w="3458"/>
           </w:tcPr>
           <w:p>
             <w:pPr>
@@ -5038,7 +6493,7 @@
         </w:tc>
         <w:tc>
           <w:tcPr>
-            <w:tcW w:type="dxa" w:w="2353"/>
+            <w:tcW w:type="dxa" w:w="2123"/>
           </w:tcPr>
           <w:p>
             <w:pPr>
@@ -5064,7 +6519,7 @@
         </w:trPr>
         <w:tc>
           <w:tcPr>
-            <w:tcW w:type="dxa" w:w="2353"/>
+            <w:tcW w:type="dxa" w:w="1545"/>
           </w:tcPr>
           <w:p>
             <w:pPr>
@@ -5085,7 +6540,7 @@
         </w:tc>
         <w:tc>
           <w:tcPr>
-            <w:tcW w:type="dxa" w:w="2353"/>
+            <w:tcW w:type="dxa" w:w="2285"/>
           </w:tcPr>
           <w:p>
             <w:pPr>
@@ -5114,7 +6569,7 @@
         </w:tc>
         <w:tc>
           <w:tcPr>
-            <w:tcW w:type="dxa" w:w="2353"/>
+            <w:tcW w:type="dxa" w:w="3458"/>
           </w:tcPr>
           <w:p>
             <w:pPr>
@@ -5153,7 +6608,7 @@
         </w:tc>
         <w:tc>
           <w:tcPr>
-            <w:tcW w:type="dxa" w:w="2353"/>
+            <w:tcW w:type="dxa" w:w="2123"/>
           </w:tcPr>
           <w:p>
             <w:pPr>
@@ -5179,7 +6634,7 @@
         </w:trPr>
         <w:tc>
           <w:tcPr>
-            <w:tcW w:type="dxa" w:w="2353"/>
+            <w:tcW w:type="dxa" w:w="1545"/>
           </w:tcPr>
           <w:p>
             <w:pPr>
@@ -5200,7 +6655,7 @@
         </w:tc>
         <w:tc>
           <w:tcPr>
-            <w:tcW w:type="dxa" w:w="2353"/>
+            <w:tcW w:type="dxa" w:w="2285"/>
           </w:tcPr>
           <w:p>
             <w:pPr>
@@ -5239,7 +6694,7 @@
         </w:tc>
         <w:tc>
           <w:tcPr>
-            <w:tcW w:type="dxa" w:w="2353"/>
+            <w:tcW w:type="dxa" w:w="3458"/>
           </w:tcPr>
           <w:p>
             <w:pPr>
@@ -5287,7 +6742,7 @@
         </w:tc>
         <w:tc>
           <w:tcPr>
-            <w:tcW w:type="dxa" w:w="2353"/>
+            <w:tcW w:type="dxa" w:w="2123"/>
           </w:tcPr>
           <w:p>
             <w:pPr>
@@ -5313,7 +6768,7 @@
         </w:trPr>
         <w:tc>
           <w:tcPr>
-            <w:tcW w:type="dxa" w:w="2353"/>
+            <w:tcW w:type="dxa" w:w="1545"/>
           </w:tcPr>
           <w:p>
             <w:pPr>
@@ -5334,7 +6789,7 @@
         </w:tc>
         <w:tc>
           <w:tcPr>
-            <w:tcW w:type="dxa" w:w="2353"/>
+            <w:tcW w:type="dxa" w:w="2285"/>
           </w:tcPr>
           <w:p>
             <w:pPr>
@@ -5355,7 +6810,7 @@
         </w:tc>
         <w:tc>
           <w:tcPr>
-            <w:tcW w:type="dxa" w:w="2353"/>
+            <w:tcW w:type="dxa" w:w="3458"/>
           </w:tcPr>
           <w:p>
             <w:pPr>
@@ -5376,7 +6831,7 @@
         </w:tc>
         <w:tc>
           <w:tcPr>
-            <w:tcW w:type="dxa" w:w="2353"/>
+            <w:tcW w:type="dxa" w:w="2123"/>
           </w:tcPr>
           <w:p>
             <w:pPr>
@@ -5402,7 +6857,7 @@
         </w:trPr>
         <w:tc>
           <w:tcPr>
-            <w:tcW w:type="dxa" w:w="2353"/>
+            <w:tcW w:type="dxa" w:w="1545"/>
           </w:tcPr>
           <w:p>
             <w:pPr>
@@ -5417,13 +6872,13 @@
                 <w:color w:val="1F2937"/>
                 <w:sz w:val="20"/>
               </w:rPr>
-              <w:t>3:05–3:20</w:t>
+              <w:t>3:05–3:15</w:t>
             </w:r>
           </w:p>
         </w:tc>
         <w:tc>
           <w:tcPr>
-            <w:tcW w:type="dxa" w:w="2353"/>
+            <w:tcW w:type="dxa" w:w="2285"/>
           </w:tcPr>
           <w:p>
             <w:pPr>
@@ -5444,7 +6899,7 @@
         </w:tc>
         <w:tc>
           <w:tcPr>
-            <w:tcW w:type="dxa" w:w="2353"/>
+            <w:tcW w:type="dxa" w:w="3458"/>
           </w:tcPr>
           <w:p>
             <w:pPr>
@@ -5465,7 +6920,7 @@
         </w:tc>
         <w:tc>
           <w:tcPr>
-            <w:tcW w:type="dxa" w:w="2353"/>
+            <w:tcW w:type="dxa" w:w="2123"/>
           </w:tcPr>
           <w:p>
             <w:pPr>
@@ -5508,7 +6963,105 @@
         </w:trPr>
         <w:tc>
           <w:tcPr>
-            <w:tcW w:type="dxa" w:w="2353"/>
+            <w:tcW w:type="dxa" w:w="1545"/>
+          </w:tcPr>
+          <w:p>
+            <w:pPr>
+              <w:keepNext/>
+              <w:spacing w:before="60" w:after="60" w:line="312" w:lineRule="auto"/>
+            </w:pPr>
+            <w:r/>
+            <w:r>
+              <w:rPr>
+                <w:rFonts w:ascii="微软雅黑" w:hAnsi="微软雅黑" w:eastAsia="微软雅黑"/>
+                <w:b w:val="0"/>
+                <w:color w:val="1F2937"/>
+                <w:sz w:val="20"/>
+              </w:rPr>
+              <w:t>3:15–3:30</w:t>
+            </w:r>
+          </w:p>
+        </w:tc>
+        <w:tc>
+          <w:tcPr>
+            <w:tcW w:type="dxa" w:w="2285"/>
+          </w:tcPr>
+          <w:p>
+            <w:pPr>
+              <w:keepNext/>
+              <w:spacing w:before="60" w:after="60" w:line="312" w:lineRule="auto"/>
+            </w:pPr>
+            <w:r/>
+            <w:r>
+              <w:rPr>
+                <w:rFonts w:ascii="微软雅黑" w:hAnsi="微软雅黑" w:eastAsia="微软雅黑"/>
+                <w:b/>
+                <w:color w:val="1F2937"/>
+                <w:sz w:val="20"/>
+              </w:rPr>
+              <w:t>彩蛋（时间够才做）</w:t>
+            </w:r>
+            <w:r>
+              <w:rPr>
+                <w:rFonts w:ascii="微软雅黑" w:hAnsi="微软雅黑" w:eastAsia="微软雅黑"/>
+                <w:b w:val="0"/>
+                <w:color w:val="1F2937"/>
+                <w:sz w:val="20"/>
+              </w:rPr>
+              <w:t>：左侧语种切「日语」，回首页看今日推送</w:t>
+            </w:r>
+          </w:p>
+        </w:tc>
+        <w:tc>
+          <w:tcPr>
+            <w:tcW w:type="dxa" w:w="3458"/>
+          </w:tcPr>
+          <w:p>
+            <w:pPr>
+              <w:keepNext/>
+              <w:spacing w:before="60" w:after="60" w:line="312" w:lineRule="auto"/>
+            </w:pPr>
+            <w:r/>
+            <w:r>
+              <w:rPr>
+                <w:rFonts w:ascii="微软雅黑" w:hAnsi="微软雅黑" w:eastAsia="微软雅黑"/>
+                <w:b w:val="0"/>
+                <w:color w:val="1F2937"/>
+                <w:sz w:val="20"/>
+              </w:rPr>
+              <w:t>「切到日语，等级自动变成 JLPT N3；点开始精读，词表会带假名注音，每条标『模型推断』——这个语种我没有本地词库，它不假装能查。」</w:t>
+            </w:r>
+          </w:p>
+        </w:tc>
+        <w:tc>
+          <w:tcPr>
+            <w:tcW w:type="dxa" w:w="2123"/>
+          </w:tcPr>
+          <w:p>
+            <w:pPr>
+              <w:keepNext/>
+              <w:spacing w:before="60" w:after="60" w:line="312" w:lineRule="auto"/>
+            </w:pPr>
+            <w:r/>
+            <w:r>
+              <w:rPr>
+                <w:rFonts w:ascii="微软雅黑" w:hAnsi="微软雅黑" w:eastAsia="微软雅黑"/>
+                <w:b w:val="0"/>
+                <w:color w:val="1F2937"/>
+                <w:sz w:val="20"/>
+              </w:rPr>
+              <w:t>网络抓不到就说「快照兜底，断网也有」</w:t>
+            </w:r>
+          </w:p>
+        </w:tc>
+      </w:tr>
+      <w:tr>
+        <w:trPr>
+          <w:cantSplit/>
+        </w:trPr>
+        <w:tc>
+          <w:tcPr>
+            <w:tcW w:type="dxa" w:w="1545"/>
           </w:tcPr>
           <w:p>
             <w:pPr>
@@ -5522,13 +7075,13 @@
                 <w:color w:val="1F2937"/>
                 <w:sz w:val="20"/>
               </w:rPr>
-              <w:t>3:20–3:35</w:t>
+              <w:t>3:30–3:40</w:t>
             </w:r>
           </w:p>
         </w:tc>
         <w:tc>
           <w:tcPr>
-            <w:tcW w:type="dxa" w:w="2353"/>
+            <w:tcW w:type="dxa" w:w="2285"/>
           </w:tcPr>
           <w:p>
             <w:pPr>
@@ -5542,13 +7095,13 @@
                 <w:color w:val="1F2937"/>
                 <w:sz w:val="20"/>
               </w:rPr>
-              <w:t>切回幻灯片 p12</w:t>
+              <w:t>切回幻灯片 p15</w:t>
             </w:r>
           </w:p>
         </w:tc>
         <w:tc>
           <w:tcPr>
-            <w:tcW w:type="dxa" w:w="2353"/>
+            <w:tcW w:type="dxa" w:w="3458"/>
           </w:tcPr>
           <w:p>
             <w:pPr>
@@ -5568,7 +7121,7 @@
         </w:tc>
         <w:tc>
           <w:tcPr>
-            <w:tcW w:type="dxa" w:w="2353"/>
+            <w:tcW w:type="dxa" w:w="2123"/>
           </w:tcPr>
           <w:p>
             <w:pPr>
@@ -5636,7 +7189,7 @@
           <w:color w:val="1F2937"/>
           <w:sz w:val="21"/>
         </w:rPr>
-        <w:t>：先砍话术 2（25″），再砍 git 检查（15″）。</w:t>
+        <w:t>：先砍彩蛋（15″），再砍话术 2（25″），再砍 git 检查（15″）。</w:t>
       </w:r>
     </w:p>
     <w:p>
@@ -5761,7 +7314,7 @@
           <w:color w:val="1F2937"/>
           <w:sz w:val="21"/>
         </w:rPr>
-        <w:t>（18 项全绿）→ 打开预生成产物继续讲。</w:t>
+        <w:t>（22 项全绿）→ 打开预生成产物继续讲。</w:t>
       </w:r>
     </w:p>
     <w:p>
@@ -5839,7 +7392,7 @@
           <w:color w:val="1A4FA8"/>
           <w:sz w:val="29"/>
         </w:rPr>
-        <w:t>必答四题（p12 上已写，背下来）</w:t>
+        <w:t>必答四题（p15 上已写，背下来）</w:t>
       </w:r>
     </w:p>
     <w:p>
@@ -6024,7 +7577,7 @@
           <w:color w:val="1A4FA8"/>
           <w:sz w:val="29"/>
         </w:rPr>
-        <w:t>大概率追加的五题</w:t>
+        <w:t>大概率追加的六题</w:t>
       </w:r>
     </w:p>
     <w:p>
@@ -6321,6 +7874,72 @@
     </w:p>
     <w:p>
       <w:pPr>
+        <w:spacing w:before="40" w:after="80" w:line="348" w:lineRule="auto"/>
+      </w:pPr>
+      <w:r>
+        <w:rPr>
+          <w:rFonts w:ascii="微软雅黑" w:hAnsi="微软雅黑" w:eastAsia="微软雅黑"/>
+          <w:b/>
+          <w:color w:val="1F2937"/>
+          <w:sz w:val="21"/>
+        </w:rPr>
+        <w:t>Q11（新增）日语、法语这些，为什么不能也查词？</w:t>
+      </w:r>
+    </w:p>
+    <w:p>
+      <w:pPr>
+        <w:spacing w:before="120" w:after="120" w:line="360" w:lineRule="auto"/>
+        <w:ind w:left="312" w:right="170"/>
+        <w:shd w:val="clear" w:color="auto" w:fill="F2F6FC"/>
+        <w:pBdr>
+          <w:left w:val="single" w:sz="24" w:space="10" w:color="1A4FA8"/>
+        </w:pBdr>
+      </w:pPr>
+      <w:r>
+        <w:rPr>
+          <w:rFonts w:ascii="微软雅黑" w:hAnsi="微软雅黑" w:eastAsia="微软雅黑"/>
+          <w:b w:val="0"/>
+          <w:color w:val="111C2B"/>
+          <w:sz w:val="23"/>
+        </w:rPr>
+        <w:t>因为本地词库我只做了英语一门，6161 条。其他语种我在工具层面直接回"这个语种不支持"，词表每条标"模型推断"，Word 笔记顶部也写一行说明。要补是逐门往词库里加，成本是一条条标考纲等级和音标——这是活儿量问题，不是流程问题，流程五门语言已经共用同一套了。</w:t>
+      </w:r>
+    </w:p>
+    <w:p>
+      <w:pPr>
+        <w:spacing w:before="40" w:after="80" w:line="348" w:lineRule="auto"/>
+      </w:pPr>
+      <w:r>
+        <w:rPr>
+          <w:rFonts w:ascii="微软雅黑" w:hAnsi="微软雅黑" w:eastAsia="微软雅黑"/>
+          <w:b/>
+          <w:color w:val="1F2937"/>
+          <w:sz w:val="21"/>
+        </w:rPr>
+        <w:t>Q12（新增）每天推送靠什么源？会不会挂？</w:t>
+      </w:r>
+    </w:p>
+    <w:p>
+      <w:pPr>
+        <w:spacing w:before="120" w:after="120" w:line="360" w:lineRule="auto"/>
+        <w:ind w:left="312" w:right="170"/>
+        <w:shd w:val="clear" w:color="auto" w:fill="F2F6FC"/>
+        <w:pBdr>
+          <w:left w:val="single" w:sz="24" w:space="10" w:color="1A4FA8"/>
+        </w:pBdr>
+      </w:pPr>
+      <w:r>
+        <w:rPr>
+          <w:rFonts w:ascii="微软雅黑" w:hAnsi="微软雅黑" w:eastAsia="微软雅黑"/>
+          <w:b w:val="0"/>
+          <w:color w:val="111C2B"/>
+          <w:sz w:val="23"/>
+        </w:rPr>
+        <w:t>走新华网的五个语种版，各语种正文容器一样，所以抓取逻辑只有一份。会挂——所以有三层：当天缓存、联网抓、离线快照，我都抓了 14 篇存着，断网也能推。抓取依赖对方页面结构，这是已知不足，页面上写了。</w:t>
+      </w:r>
+    </w:p>
+    <w:p>
+      <w:pPr>
         <w:spacing w:before="160" w:after="160"/>
         <w:pBdr>
           <w:bottom w:val="single" w:sz="6" w:space="1" w:color="E3E8EF"/>
@@ -6342,7 +7961,7 @@
           <w:color w:val="1A4FA8"/>
           <w:sz w:val="38"/>
         </w:rPr>
-        <w:t>四、附录 A：上台前 10 分钟速记卡（12 行，扫一眼就上台）</w:t>
+        <w:t>四、附录 A：上台前 10 分钟速记卡（15 行，扫一眼就上台）</w:t>
       </w:r>
     </w:p>
     <w:p>
@@ -6615,7 +8234,7 @@
           <w:color w:val="1F2937"/>
           <w:sz w:val="21"/>
         </w:rPr>
-        <w:t xml:space="preserve"> demo_1 界面、demo_3/4 密钥、demo_5 框架。增量：七个工具、档案。</w:t>
+        <w:t>（新）五门语言共用一套流程，考纲跟着语种走。查不到就说"不支持"，不编假等级。</w:t>
       </w:r>
     </w:p>
     <w:p>
@@ -6648,7 +8267,7 @@
           <w:color w:val="1F2937"/>
           <w:sz w:val="21"/>
         </w:rPr>
-        <w:t xml:space="preserve"> 落在学习上，不替人交作业。拒绝只用了 1 步。</w:t>
+        <w:t>（新）三级回落：缓存 → 联网 → 快照。断网也有。打卡按日期集合算，漏一天就断。</w:t>
       </w:r>
     </w:p>
     <w:p>
@@ -6672,7 +8291,7 @@
           <w:color w:val="1F2937"/>
           <w:sz w:val="21"/>
         </w:rPr>
-        <w:t>p11</w:t>
+        <w:t>p10</w:t>
       </w:r>
       <w:r>
         <w:rPr>
@@ -6681,7 +8300,7 @@
           <w:color w:val="1F2937"/>
           <w:sz w:val="21"/>
         </w:rPr>
-        <w:t xml:space="preserve"> 它们卖"读什么"，我解决"这篇怎么处理"。模型判断，代码管事实。</w:t>
+        <w:t>（新）词表只是起点。CSV / Word / 练习页 / 错词本 / 复习排期，左边都是今天真生成的。</w:t>
       </w:r>
     </w:p>
     <w:p>
@@ -6705,7 +8324,7 @@
           <w:color w:val="1F2937"/>
           <w:sz w:val="21"/>
         </w:rPr>
-        <w:t>p12</w:t>
+        <w:t>p11</w:t>
       </w:r>
       <w:r>
         <w:rPr>
@@ -6714,7 +8333,7 @@
           <w:color w:val="1F2937"/>
           <w:sz w:val="21"/>
         </w:rPr>
-        <w:t xml:space="preserve"> 四条不足 + 接词典 API / 包 MCP。</w:t>
+        <w:t xml:space="preserve"> demo_1 界面、demo_3/4 密钥、demo_5 框架。增量：七个工具、档案。</w:t>
       </w:r>
     </w:p>
     <w:p>
@@ -6738,7 +8357,7 @@
           <w:color w:val="1F2937"/>
           <w:sz w:val="21"/>
         </w:rPr>
-        <w:t>演示</w:t>
+        <w:t>p12</w:t>
       </w:r>
       <w:r>
         <w:rPr>
@@ -6747,7 +8366,106 @@
           <w:color w:val="1F2937"/>
           <w:sz w:val="21"/>
         </w:rPr>
-        <w:t xml:space="preserve"> 闭嘴看轨迹 → 八处挖空 → 复习日期是算的 → 贴自己的文章 → 拒绝代写 → git 检查。</w:t>
+        <w:t xml:space="preserve"> 落在学习上，不替人交作业。拒绝只用了 1 步。</w:t>
+      </w:r>
+    </w:p>
+    <w:p>
+      <w:pPr>
+        <w:spacing w:after="40" w:line="348" w:lineRule="auto"/>
+        <w:ind w:left="425" w:hanging="227"/>
+      </w:pPr>
+      <w:r>
+        <w:rPr>
+          <w:rFonts w:ascii="微软雅黑" w:hAnsi="微软雅黑" w:eastAsia="微软雅黑"/>
+          <w:b w:val="0"/>
+          <w:color w:val="1F2937"/>
+          <w:sz w:val="21"/>
+        </w:rPr>
+        <w:t xml:space="preserve">13. </w:t>
+      </w:r>
+      <w:r>
+        <w:rPr>
+          <w:rFonts w:ascii="微软雅黑" w:hAnsi="微软雅黑" w:eastAsia="微软雅黑"/>
+          <w:b/>
+          <w:color w:val="1F2937"/>
+          <w:sz w:val="21"/>
+        </w:rPr>
+        <w:t>p13</w:t>
+      </w:r>
+      <w:r>
+        <w:rPr>
+          <w:rFonts w:ascii="微软雅黑" w:hAnsi="微软雅黑" w:eastAsia="微软雅黑"/>
+          <w:b w:val="0"/>
+          <w:color w:val="1F2937"/>
+          <w:sz w:val="21"/>
+        </w:rPr>
+        <w:t xml:space="preserve"> 提词板，不念。</w:t>
+      </w:r>
+    </w:p>
+    <w:p>
+      <w:pPr>
+        <w:spacing w:after="40" w:line="348" w:lineRule="auto"/>
+        <w:ind w:left="425" w:hanging="227"/>
+      </w:pPr>
+      <w:r>
+        <w:rPr>
+          <w:rFonts w:ascii="微软雅黑" w:hAnsi="微软雅黑" w:eastAsia="微软雅黑"/>
+          <w:b w:val="0"/>
+          <w:color w:val="1F2937"/>
+          <w:sz w:val="21"/>
+        </w:rPr>
+        <w:t xml:space="preserve">14. </w:t>
+      </w:r>
+      <w:r>
+        <w:rPr>
+          <w:rFonts w:ascii="微软雅黑" w:hAnsi="微软雅黑" w:eastAsia="微软雅黑"/>
+          <w:b/>
+          <w:color w:val="1F2937"/>
+          <w:sz w:val="21"/>
+        </w:rPr>
+        <w:t>p14</w:t>
+      </w:r>
+      <w:r>
+        <w:rPr>
+          <w:rFonts w:ascii="微软雅黑" w:hAnsi="微软雅黑" w:eastAsia="微软雅黑"/>
+          <w:b w:val="0"/>
+          <w:color w:val="1F2937"/>
+          <w:sz w:val="21"/>
+        </w:rPr>
+        <w:t xml:space="preserve"> 它们卖"读什么"，我解决"这篇怎么处理"。模型判断，代码管事实。</w:t>
+      </w:r>
+    </w:p>
+    <w:p>
+      <w:pPr>
+        <w:spacing w:after="40" w:line="348" w:lineRule="auto"/>
+        <w:ind w:left="425" w:hanging="227"/>
+      </w:pPr>
+      <w:r>
+        <w:rPr>
+          <w:rFonts w:ascii="微软雅黑" w:hAnsi="微软雅黑" w:eastAsia="微软雅黑"/>
+          <w:b w:val="0"/>
+          <w:color w:val="1F2937"/>
+          <w:sz w:val="21"/>
+        </w:rPr>
+        <w:t xml:space="preserve">15. </w:t>
+      </w:r>
+      <w:r>
+        <w:rPr>
+          <w:rFonts w:ascii="微软雅黑" w:hAnsi="微软雅黑" w:eastAsia="微软雅黑"/>
+          <w:b/>
+          <w:color w:val="1F2937"/>
+          <w:sz w:val="21"/>
+        </w:rPr>
+        <w:t>p15</w:t>
+      </w:r>
+      <w:r>
+        <w:rPr>
+          <w:rFonts w:ascii="微软雅黑" w:hAnsi="微软雅黑" w:eastAsia="微软雅黑"/>
+          <w:b w:val="0"/>
+          <w:color w:val="1F2937"/>
+          <w:sz w:val="21"/>
+        </w:rPr>
+        <w:t xml:space="preserve"> 四条不足 + 接词典 API / 包 MCP。</w:t>
       </w:r>
     </w:p>
     <w:p>
@@ -6797,7 +8515,40 @@
           <w:color w:val="1F2937"/>
           <w:sz w:val="21"/>
         </w:rPr>
-        <w:t>填好学号（</w:t>
+        <w:t>封面学号已填（pptx 封面显示 f25016515 / f25016509；</w:t>
+      </w:r>
+      <w:r>
+        <w:rPr>
+          <w:rFonts w:ascii="微软雅黑" w:hAnsi="微软雅黑" w:eastAsia="微软雅黑"/>
+          <w:b/>
+          <w:color w:val="1F2937"/>
+          <w:sz w:val="21"/>
+        </w:rPr>
+        <w:t>`答辩幻灯片.html` 仍是旧版 12 页，以 pptx / pdf 为准</w:t>
+      </w:r>
+      <w:r>
+        <w:rPr>
+          <w:rFonts w:ascii="微软雅黑" w:hAnsi="微软雅黑" w:eastAsia="微软雅黑"/>
+          <w:b w:val="0"/>
+          <w:color w:val="1F2937"/>
+          <w:sz w:val="21"/>
+        </w:rPr>
+        <w:t>）</w:t>
+      </w:r>
+    </w:p>
+    <w:p>
+      <w:pPr>
+        <w:spacing w:before="20" w:after="20" w:line="348" w:lineRule="auto"/>
+        <w:ind w:left="425" w:hanging="198"/>
+      </w:pPr>
+      <w:r>
+        <w:rPr>
+          <w:rFonts w:ascii="微软雅黑" w:hAnsi="微软雅黑" w:eastAsia="微软雅黑"/>
+          <w:b/>
+          <w:color w:val="1A4FA8"/>
+          <w:sz w:val="21"/>
+        </w:rPr>
+        <w:t xml:space="preserve">□ </w:t>
       </w:r>
       <w:r>
         <w:rPr>
@@ -6805,7 +8556,7 @@
           <w:color w:val="B42A2A"/>
           <w:sz w:val="20"/>
         </w:rPr>
-        <w:t>答辩幻灯片.html</w:t>
+        <w:t>reset_demo.py</w:t>
       </w:r>
       <w:r>
         <w:rPr>
@@ -6814,22 +8565,7 @@
           <w:color w:val="1F2937"/>
           <w:sz w:val="21"/>
         </w:rPr>
-        <w:t xml:space="preserve"> 封面 + meta 各一处「（待填）」）</w:t>
-      </w:r>
-    </w:p>
-    <w:p>
-      <w:pPr>
-        <w:spacing w:before="20" w:after="20" w:line="348" w:lineRule="auto"/>
-        <w:ind w:left="425" w:hanging="198"/>
-      </w:pPr>
-      <w:r>
-        <w:rPr>
-          <w:rFonts w:ascii="微软雅黑" w:hAnsi="微软雅黑" w:eastAsia="微软雅黑"/>
-          <w:b/>
-          <w:color w:val="1A4FA8"/>
-          <w:sz w:val="21"/>
-        </w:rPr>
-        <w:t xml:space="preserve">□ </w:t>
+        <w:t xml:space="preserve"> 跑过，</w:t>
       </w:r>
       <w:r>
         <w:rPr>
@@ -6837,7 +8573,7 @@
           <w:color w:val="B42A2A"/>
           <w:sz w:val="20"/>
         </w:rPr>
-        <w:t>reset_demo.py</w:t>
+        <w:t>outputs/</w:t>
       </w:r>
       <w:r>
         <w:rPr>
@@ -6846,7 +8582,7 @@
           <w:color w:val="1F2937"/>
           <w:sz w:val="21"/>
         </w:rPr>
-        <w:t xml:space="preserve"> 跑过，</w:t>
+        <w:t xml:space="preserve"> 只剩 </w:t>
       </w:r>
       <w:r>
         <w:rPr>
@@ -6854,16 +8590,22 @@
           <w:color w:val="B42A2A"/>
           <w:sz w:val="20"/>
         </w:rPr>
-        <w:t>outputs/</w:t>
-      </w:r>
-      <w:r>
-        <w:rPr>
-          <w:rFonts w:ascii="微软雅黑" w:hAnsi="微软雅黑" w:eastAsia="微软雅黑"/>
-          <w:b w:val="0"/>
-          <w:color w:val="1F2937"/>
-          <w:sz w:val="21"/>
-        </w:rPr>
-        <w:t xml:space="preserve"> 只剩 </w:t>
+        <w:t>.gitkeep</w:t>
+      </w:r>
+    </w:p>
+    <w:p>
+      <w:pPr>
+        <w:spacing w:before="20" w:after="20" w:line="348" w:lineRule="auto"/>
+        <w:ind w:left="425" w:hanging="198"/>
+      </w:pPr>
+      <w:r>
+        <w:rPr>
+          <w:rFonts w:ascii="微软雅黑" w:hAnsi="微软雅黑" w:eastAsia="微软雅黑"/>
+          <w:b/>
+          <w:color w:val="1A4FA8"/>
+          <w:sz w:val="21"/>
+        </w:rPr>
+        <w:t xml:space="preserve">□ </w:t>
       </w:r>
       <w:r>
         <w:rPr>
@@ -6871,7 +8613,34 @@
           <w:color w:val="B42A2A"/>
           <w:sz w:val="20"/>
         </w:rPr>
-        <w:t>.gitkeep</w:t>
+        <w:t>demo/paste_sample.txt</w:t>
+      </w:r>
+      <w:r>
+        <w:rPr>
+          <w:rFonts w:ascii="微软雅黑" w:hAnsi="微软雅黑" w:eastAsia="微软雅黑"/>
+          <w:b w:val="0"/>
+          <w:color w:val="1F2937"/>
+          <w:sz w:val="21"/>
+        </w:rPr>
+        <w:t xml:space="preserve"> 的内容已粘进「粘贴自己的文章」框（</w:t>
+      </w:r>
+      <w:r>
+        <w:rPr>
+          <w:rFonts w:ascii="微软雅黑" w:hAnsi="微软雅黑" w:eastAsia="微软雅黑"/>
+          <w:b/>
+          <w:color w:val="1F2937"/>
+          <w:sz w:val="21"/>
+        </w:rPr>
+        <w:t>别点按钮</w:t>
+      </w:r>
+      <w:r>
+        <w:rPr>
+          <w:rFonts w:ascii="微软雅黑" w:hAnsi="微软雅黑" w:eastAsia="微软雅黑"/>
+          <w:b w:val="0"/>
+          <w:color w:val="1F2937"/>
+          <w:sz w:val="21"/>
+        </w:rPr>
+        <w:t>）</w:t>
       </w:r>
     </w:p>
     <w:p>
@@ -6887,6 +8656,15 @@
           <w:sz w:val="21"/>
         </w:rPr>
         <w:t xml:space="preserve">□ </w:t>
+      </w:r>
+      <w:r>
+        <w:rPr>
+          <w:rFonts w:ascii="微软雅黑" w:hAnsi="微软雅黑" w:eastAsia="微软雅黑"/>
+          <w:b w:val="0"/>
+          <w:color w:val="1F2937"/>
+          <w:sz w:val="21"/>
+        </w:rPr>
+        <w:t xml:space="preserve">Key 可用（先跑 </w:t>
       </w:r>
       <w:r>
         <w:rPr>
@@ -6894,7 +8672,7 @@
           <w:color w:val="B42A2A"/>
           <w:sz w:val="20"/>
         </w:rPr>
-        <w:t>demo/paste_sample.txt</w:t>
+        <w:t>scripts/rehearse.py 2</w:t>
       </w:r>
       <w:r>
         <w:rPr>
@@ -6903,25 +8681,7 @@
           <w:color w:val="1F2937"/>
           <w:sz w:val="21"/>
         </w:rPr>
-        <w:t xml:space="preserve"> 的内容已粘进「粘贴自己的文章」框（</w:t>
-      </w:r>
-      <w:r>
-        <w:rPr>
-          <w:rFonts w:ascii="微软雅黑" w:hAnsi="微软雅黑" w:eastAsia="微软雅黑"/>
-          <w:b/>
-          <w:color w:val="1F2937"/>
-          <w:sz w:val="21"/>
-        </w:rPr>
-        <w:t>别点按钮</w:t>
-      </w:r>
-      <w:r>
-        <w:rPr>
-          <w:rFonts w:ascii="微软雅黑" w:hAnsi="微软雅黑" w:eastAsia="微软雅黑"/>
-          <w:b w:val="0"/>
-          <w:color w:val="1F2937"/>
-          <w:sz w:val="21"/>
-        </w:rPr>
-        <w:t>）</w:t>
+        <w:t>，约 20 秒，确认额度没断）</w:t>
       </w:r>
     </w:p>
     <w:p>
@@ -6941,11 +8701,68 @@
       <w:r>
         <w:rPr>
           <w:rFonts w:ascii="微软雅黑" w:hAnsi="微软雅黑" w:eastAsia="微软雅黑"/>
+          <w:b/>
+          <w:color w:val="1F2937"/>
+          <w:sz w:val="21"/>
+        </w:rPr>
+        <w:t>左侧语种选择器先切回「英语」</w:t>
+      </w:r>
+      <w:r>
+        <w:rPr>
+          <w:rFonts w:ascii="微软雅黑" w:hAnsi="微软雅黑" w:eastAsia="微软雅黑"/>
           <w:b w:val="0"/>
           <w:color w:val="1F2937"/>
           <w:sz w:val="21"/>
         </w:rPr>
-        <w:t xml:space="preserve">Key 可用（先跑 </w:t>
+        <w:t>——默认态就好，别让老师看到停在日语上</w:t>
+      </w:r>
+    </w:p>
+    <w:p>
+      <w:pPr>
+        <w:spacing w:before="20" w:after="20" w:line="348" w:lineRule="auto"/>
+        <w:ind w:left="425" w:hanging="198"/>
+      </w:pPr>
+      <w:r>
+        <w:rPr>
+          <w:rFonts w:ascii="微软雅黑" w:hAnsi="微软雅黑" w:eastAsia="微软雅黑"/>
+          <w:b/>
+          <w:color w:val="1A4FA8"/>
+          <w:sz w:val="21"/>
+        </w:rPr>
+        <w:t xml:space="preserve">□ </w:t>
+      </w:r>
+      <w:r>
+        <w:rPr>
+          <w:rFonts w:ascii="微软雅黑" w:hAnsi="微软雅黑" w:eastAsia="微软雅黑"/>
+          <w:b w:val="0"/>
+          <w:color w:val="1F2937"/>
+          <w:sz w:val="21"/>
+        </w:rPr>
+        <w:t>浏览器缩放 100%，关掉其它标签页</w:t>
+      </w:r>
+    </w:p>
+    <w:p>
+      <w:pPr>
+        <w:spacing w:before="20" w:after="20" w:line="348" w:lineRule="auto"/>
+        <w:ind w:left="425" w:hanging="198"/>
+      </w:pPr>
+      <w:r>
+        <w:rPr>
+          <w:rFonts w:ascii="微软雅黑" w:hAnsi="微软雅黑" w:eastAsia="微软雅黑"/>
+          <w:b/>
+          <w:color w:val="1A4FA8"/>
+          <w:sz w:val="21"/>
+        </w:rPr>
+        <w:t xml:space="preserve">□ </w:t>
+      </w:r>
+      <w:r>
+        <w:rPr>
+          <w:rFonts w:ascii="微软雅黑" w:hAnsi="微软雅黑" w:eastAsia="微软雅黑"/>
+          <w:b w:val="0"/>
+          <w:color w:val="1F2937"/>
+          <w:sz w:val="21"/>
+        </w:rPr>
+        <w:t>终端字号 18，</w:t>
       </w:r>
       <w:r>
         <w:rPr>
@@ -6953,7 +8770,7 @@
           <w:color w:val="B42A2A"/>
           <w:sz w:val="20"/>
         </w:rPr>
-        <w:t>scripts/rehearse.py 2</w:t>
+        <w:t>git ls-files</w:t>
       </w:r>
       <w:r>
         <w:rPr>
@@ -6962,7 +8779,7 @@
           <w:color w:val="1F2937"/>
           <w:sz w:val="21"/>
         </w:rPr>
-        <w:t>，约 20 秒，确认额度没断）</w:t>
+        <w:t xml:space="preserve"> 那条先打在历史里（按 ↑ 就能调出）</w:t>
       </w:r>
     </w:p>
     <w:p>
@@ -6986,7 +8803,7 @@
           <w:color w:val="1F2937"/>
           <w:sz w:val="21"/>
         </w:rPr>
-        <w:t>浏览器缩放 100%，关掉其它标签页</w:t>
+        <w:t>预生成的 CSV 和练习页各留一份在桌面，网络挂了直接开</w:t>
       </w:r>
     </w:p>
     <w:p>
@@ -7010,7 +8827,31 @@
           <w:color w:val="1F2937"/>
           <w:sz w:val="21"/>
         </w:rPr>
-        <w:t>终端字号 18，</w:t>
+        <w:t>3 分钟录屏在桌面，最后一层兜底</w:t>
+      </w:r>
+    </w:p>
+    <w:p>
+      <w:pPr>
+        <w:spacing w:before="20" w:after="20" w:line="348" w:lineRule="auto"/>
+        <w:ind w:left="425" w:hanging="198"/>
+      </w:pPr>
+      <w:r>
+        <w:rPr>
+          <w:rFonts w:ascii="微软雅黑" w:hAnsi="微软雅黑" w:eastAsia="微软雅黑"/>
+          <w:b/>
+          <w:color w:val="1A4FA8"/>
+          <w:sz w:val="21"/>
+        </w:rPr>
+        <w:t xml:space="preserve">□ </w:t>
+      </w:r>
+      <w:r>
+        <w:rPr>
+          <w:rFonts w:ascii="微软雅黑" w:hAnsi="微软雅黑" w:eastAsia="微软雅黑"/>
+          <w:b w:val="0"/>
+          <w:color w:val="1F2937"/>
+          <w:sz w:val="21"/>
+        </w:rPr>
+        <w:t xml:space="preserve">幻灯片按 </w:t>
       </w:r>
       <w:r>
         <w:rPr>
@@ -7018,7 +8859,7 @@
           <w:color w:val="B42A2A"/>
           <w:sz w:val="20"/>
         </w:rPr>
-        <w:t>git ls-files</w:t>
+        <w:t>F</w:t>
       </w:r>
       <w:r>
         <w:rPr>
@@ -7027,7 +8868,25 @@
           <w:color w:val="1F2937"/>
           <w:sz w:val="21"/>
         </w:rPr>
-        <w:t xml:space="preserve"> 那条先打在历史里（按 ↑ 就能调出）</w:t>
+        <w:t xml:space="preserve"> 全屏，停在 p1（</w:t>
+      </w:r>
+      <w:r>
+        <w:rPr>
+          <w:rFonts w:ascii="微软雅黑" w:hAnsi="微软雅黑" w:eastAsia="微软雅黑"/>
+          <w:b/>
+          <w:color w:val="1F2937"/>
+          <w:sz w:val="21"/>
+        </w:rPr>
+        <w:t>现在是 15 页，页脚是 `NN / 15`</w:t>
+      </w:r>
+      <w:r>
+        <w:rPr>
+          <w:rFonts w:ascii="微软雅黑" w:hAnsi="微软雅黑" w:eastAsia="微软雅黑"/>
+          <w:b w:val="0"/>
+          <w:color w:val="1F2937"/>
+          <w:sz w:val="21"/>
+        </w:rPr>
+        <w:t>）</w:t>
       </w:r>
     </w:p>
     <w:p>
@@ -7047,11 +8906,20 @@
       <w:r>
         <w:rPr>
           <w:rFonts w:ascii="微软雅黑" w:hAnsi="微软雅黑" w:eastAsia="微软雅黑"/>
+          <w:b/>
+          <w:color w:val="1F2937"/>
+          <w:sz w:val="21"/>
+        </w:rPr>
+        <w:t>手机计时器开着，念到 p6 应该还剩 2 分钟</w:t>
+      </w:r>
+      <w:r>
+        <w:rPr>
+          <w:rFonts w:ascii="微软雅黑" w:hAnsi="微软雅黑" w:eastAsia="微软雅黑"/>
           <w:b w:val="0"/>
           <w:color w:val="1F2937"/>
           <w:sz w:val="21"/>
         </w:rPr>
-        <w:t>预生成的 CSV 和练习页各留一份在桌面，网络挂了直接开</w:t>
+        <w:t>——这是全场唯一需要盯的时间点</w:t>
       </w:r>
     </w:p>
     <w:p>
@@ -7067,39 +8935,6 @@
           <w:sz w:val="21"/>
         </w:rPr>
         <w:t xml:space="preserve">□ </w:t>
-      </w:r>
-      <w:r>
-        <w:rPr>
-          <w:rFonts w:ascii="微软雅黑" w:hAnsi="微软雅黑" w:eastAsia="微软雅黑"/>
-          <w:b w:val="0"/>
-          <w:color w:val="1F2937"/>
-          <w:sz w:val="21"/>
-        </w:rPr>
-        <w:t>3 分钟录屏在桌面，最后一层兜底</w:t>
-      </w:r>
-    </w:p>
-    <w:p>
-      <w:pPr>
-        <w:spacing w:before="20" w:after="20" w:line="348" w:lineRule="auto"/>
-        <w:ind w:left="425" w:hanging="198"/>
-      </w:pPr>
-      <w:r>
-        <w:rPr>
-          <w:rFonts w:ascii="微软雅黑" w:hAnsi="微软雅黑" w:eastAsia="微软雅黑"/>
-          <w:b/>
-          <w:color w:val="1A4FA8"/>
-          <w:sz w:val="21"/>
-        </w:rPr>
-        <w:t xml:space="preserve">□ </w:t>
-      </w:r>
-      <w:r>
-        <w:rPr>
-          <w:rFonts w:ascii="微软雅黑" w:hAnsi="微软雅黑" w:eastAsia="微软雅黑"/>
-          <w:b w:val="0"/>
-          <w:color w:val="1F2937"/>
-          <w:sz w:val="21"/>
-        </w:rPr>
-        <w:t xml:space="preserve">幻灯片按 </w:t>
       </w:r>
       <w:r>
         <w:rPr>
@@ -7107,7 +8942,7 @@
           <w:color w:val="B42A2A"/>
           <w:sz w:val="20"/>
         </w:rPr>
-        <w:t>F</w:t>
+        <w:t>python selftest.py</w:t>
       </w:r>
       <w:r>
         <w:rPr>
@@ -7116,40 +8951,7 @@
           <w:color w:val="1F2937"/>
           <w:sz w:val="21"/>
         </w:rPr>
-        <w:t xml:space="preserve"> 全屏，停在 p1</w:t>
-      </w:r>
-    </w:p>
-    <w:p>
-      <w:pPr>
-        <w:spacing w:before="20" w:after="20" w:line="348" w:lineRule="auto"/>
-        <w:ind w:left="425" w:hanging="198"/>
-      </w:pPr>
-      <w:r>
-        <w:rPr>
-          <w:rFonts w:ascii="微软雅黑" w:hAnsi="微软雅黑" w:eastAsia="微软雅黑"/>
-          <w:b/>
-          <w:color w:val="1A4FA8"/>
-          <w:sz w:val="21"/>
-        </w:rPr>
-        <w:t xml:space="preserve">□ </w:t>
-      </w:r>
-      <w:r>
-        <w:rPr>
-          <w:rFonts w:ascii="微软雅黑" w:hAnsi="微软雅黑" w:eastAsia="微软雅黑"/>
-          <w:b/>
-          <w:color w:val="1F2937"/>
-          <w:sz w:val="21"/>
-        </w:rPr>
-        <w:t>手机计时器开着，念到 p5 应该还剩 2 分钟</w:t>
-      </w:r>
-      <w:r>
-        <w:rPr>
-          <w:rFonts w:ascii="微软雅黑" w:hAnsi="微软雅黑" w:eastAsia="微软雅黑"/>
-          <w:b w:val="0"/>
-          <w:color w:val="1F2937"/>
-          <w:sz w:val="21"/>
-        </w:rPr>
-        <w:t>——这是全场唯一需要盯的时间点</w:t>
+        <w:t xml:space="preserve"> 跑一次确认 22 项全绿（备用台词：「工具层是好的，一会儿跑自检给你看」）</w:t>
       </w:r>
     </w:p>
     <w:sectPr>
